--- a/in-situ_vs_rs_paper/ANOVA_TABLES/ANOVA_Table.docx
+++ b/in-situ_vs_rs_paper/ANOVA_TABLES/ANOVA_Table.docx
@@ -628,7 +628,7 @@
                 <w:szCs w:val="22"/>
                 <w:color w:val="000000"/>
               </w:rPr>
-              <w:t xml:space="preserve">0.0513</w:t>
+              <w:t xml:space="preserve">0.0420</w:t>
             </w:r>
           </w:p>
         </w:tc>
@@ -682,7 +682,7 @@
                 <w:szCs w:val="22"/>
                 <w:color w:val="000000"/>
               </w:rPr>
-              <w:t xml:space="preserve">0.0257</w:t>
+              <w:t xml:space="preserve">0.0210</w:t>
             </w:r>
           </w:p>
         </w:tc>
@@ -736,7 +736,7 @@
                 <w:szCs w:val="22"/>
                 <w:color w:val="000000"/>
               </w:rPr>
-              <w:t xml:space="preserve">1.5667</w:t>
+              <w:t xml:space="preserve">1.2794</w:t>
             </w:r>
           </w:p>
         </w:tc>
@@ -790,7 +790,7 @@
                 <w:szCs w:val="22"/>
                 <w:color w:val="000000"/>
               </w:rPr>
-              <w:t xml:space="preserve">0.2094</w:t>
+              <w:t xml:space="preserve">0.2788</w:t>
             </w:r>
           </w:p>
         </w:tc>
@@ -1000,7 +1000,7 @@
                 <w:szCs w:val="22"/>
                 <w:color w:val="000000"/>
               </w:rPr>
-              <w:t xml:space="preserve">11.9877</w:t>
+              <w:t xml:space="preserve">12.0216</w:t>
             </w:r>
           </w:p>
         </w:tc>
@@ -1385,169 +1385,169 @@
                 <w:szCs w:val="22"/>
                 <w:color w:val="000000"/>
               </w:rPr>
-              <w:t xml:space="preserve">0.5686</w:t>
-            </w:r>
-          </w:p>
-        </w:tc>
-        <w:tc>
-          <w:tcPr>
-            <w:tcBorders>
-              <w:bottom w:val="none" w:sz="0" w:space="0" w:color="000000"/>
-              <w:top w:val="none" w:sz="0" w:space="0" w:color="000000"/>
-              <w:left w:val="none" w:sz="0" w:space="0" w:color="000000"/>
-              <w:right w:val="none" w:sz="0" w:space="0" w:color="000000"/>
-            </w:tcBorders>
-            <w:shd w:val="clear" w:color="auto" w:fill="FFFFFF"/>
-            <w:tcMar>
-              <w:top w:w="0" w:type="dxa"/>
-              <w:bottom w:w="0" w:type="dxa"/>
-              <w:left w:w="0" w:type="dxa"/>
-              <w:right w:w="0" w:type="dxa"/>
-            </w:tcMar>
-            <w:vAlign w:val="center"/>
-          </w:tcPr>
-          <w:p>
-            <w:pPr>
-              <w:jc w:val="right"/>
-              <w:pBdr>
-                <w:bottom w:val="none" w:sz="0" w:space="0" w:color="000000"/>
-                <w:top w:val="none" w:sz="0" w:space="0" w:color="000000"/>
-                <w:left w:val="none" w:sz="0" w:space="0" w:color="000000"/>
-                <w:right w:val="none" w:sz="0" w:space="0" w:color="000000"/>
-              </w:pBdr>
-              <w:spacing w:after="100" w:before="100" w:line="240"/>
-              <w:ind w:left="100" w:right="100" w:firstLine="0" w:firstLineChars="0"/>
-              <w:rPr>
-                <w:rFonts w:ascii="Arial" w:hAnsi="Arial" w:eastAsia="Arial" w:cs="Arial"/>
-                <w:i w:val="false"/>
-                <w:b w:val="false"/>
-                <w:u w:val="none"/>
-                <w:strike w:val="false"/>
-                <w:sz w:val="22"/>
-                <w:szCs w:val="22"/>
-                <w:color w:val="000000"/>
-              </w:rPr>
-            </w:pPr>
-            <w:r>
-              <w:rPr>
-                <w:rFonts w:ascii="Arial" w:hAnsi="Arial" w:eastAsia="Arial" w:cs="Arial"/>
-                <w:i w:val="false"/>
-                <w:b w:val="false"/>
-                <w:u w:val="none"/>
-                <w:strike w:val="false"/>
-                <w:sz w:val="22"/>
-                <w:szCs w:val="22"/>
-                <w:color w:val="000000"/>
-              </w:rPr>
-              <w:t xml:space="preserve">0.2843</w:t>
-            </w:r>
-          </w:p>
-        </w:tc>
-        <w:tc>
-          <w:tcPr>
-            <w:tcBorders>
-              <w:bottom w:val="none" w:sz="0" w:space="0" w:color="000000"/>
-              <w:top w:val="none" w:sz="0" w:space="0" w:color="000000"/>
-              <w:left w:val="none" w:sz="0" w:space="0" w:color="000000"/>
-              <w:right w:val="none" w:sz="0" w:space="0" w:color="000000"/>
-            </w:tcBorders>
-            <w:shd w:val="clear" w:color="auto" w:fill="FFFFFF"/>
-            <w:tcMar>
-              <w:top w:w="0" w:type="dxa"/>
-              <w:bottom w:w="0" w:type="dxa"/>
-              <w:left w:w="0" w:type="dxa"/>
-              <w:right w:w="0" w:type="dxa"/>
-            </w:tcMar>
-            <w:vAlign w:val="center"/>
-          </w:tcPr>
-          <w:p>
-            <w:pPr>
-              <w:jc w:val="right"/>
-              <w:pBdr>
-                <w:bottom w:val="none" w:sz="0" w:space="0" w:color="000000"/>
-                <w:top w:val="none" w:sz="0" w:space="0" w:color="000000"/>
-                <w:left w:val="none" w:sz="0" w:space="0" w:color="000000"/>
-                <w:right w:val="none" w:sz="0" w:space="0" w:color="000000"/>
-              </w:pBdr>
-              <w:spacing w:after="100" w:before="100" w:line="240"/>
-              <w:ind w:left="100" w:right="100" w:firstLine="0" w:firstLineChars="0"/>
-              <w:rPr>
-                <w:rFonts w:ascii="Arial" w:hAnsi="Arial" w:eastAsia="Arial" w:cs="Arial"/>
-                <w:i w:val="false"/>
-                <w:b w:val="false"/>
-                <w:u w:val="none"/>
-                <w:strike w:val="false"/>
-                <w:sz w:val="22"/>
-                <w:szCs w:val="22"/>
-                <w:color w:val="000000"/>
-              </w:rPr>
-            </w:pPr>
-            <w:r>
-              <w:rPr>
-                <w:rFonts w:ascii="Arial" w:hAnsi="Arial" w:eastAsia="Arial" w:cs="Arial"/>
-                <w:i w:val="false"/>
-                <w:b w:val="false"/>
-                <w:u w:val="none"/>
-                <w:strike w:val="false"/>
-                <w:sz w:val="22"/>
-                <w:szCs w:val="22"/>
-                <w:color w:val="000000"/>
-              </w:rPr>
-              <w:t xml:space="preserve">7.6972</w:t>
-            </w:r>
-          </w:p>
-        </w:tc>
-        <w:tc>
-          <w:tcPr>
-            <w:tcBorders>
-              <w:bottom w:val="none" w:sz="0" w:space="0" w:color="000000"/>
-              <w:top w:val="none" w:sz="0" w:space="0" w:color="000000"/>
-              <w:left w:val="none" w:sz="0" w:space="0" w:color="000000"/>
-              <w:right w:val="none" w:sz="0" w:space="0" w:color="000000"/>
-            </w:tcBorders>
-            <w:shd w:val="clear" w:color="auto" w:fill="FFFFFF"/>
-            <w:tcMar>
-              <w:top w:w="0" w:type="dxa"/>
-              <w:bottom w:w="0" w:type="dxa"/>
-              <w:left w:w="0" w:type="dxa"/>
-              <w:right w:w="0" w:type="dxa"/>
-            </w:tcMar>
-            <w:vAlign w:val="center"/>
-          </w:tcPr>
-          <w:p>
-            <w:pPr>
-              <w:jc w:val="right"/>
-              <w:pBdr>
-                <w:bottom w:val="none" w:sz="0" w:space="0" w:color="000000"/>
-                <w:top w:val="none" w:sz="0" w:space="0" w:color="000000"/>
-                <w:left w:val="none" w:sz="0" w:space="0" w:color="000000"/>
-                <w:right w:val="none" w:sz="0" w:space="0" w:color="000000"/>
-              </w:pBdr>
-              <w:spacing w:after="100" w:before="100" w:line="240"/>
-              <w:ind w:left="100" w:right="100" w:firstLine="0" w:firstLineChars="0"/>
-              <w:rPr>
-                <w:rFonts w:ascii="Arial" w:hAnsi="Arial" w:eastAsia="Arial" w:cs="Arial"/>
-                <w:i w:val="false"/>
-                <w:b w:val="false"/>
-                <w:u w:val="none"/>
-                <w:strike w:val="false"/>
-                <w:sz w:val="22"/>
-                <w:szCs w:val="22"/>
-                <w:color w:val="000000"/>
-              </w:rPr>
-            </w:pPr>
-            <w:r>
-              <w:rPr>
-                <w:rFonts w:ascii="Arial" w:hAnsi="Arial" w:eastAsia="Arial" w:cs="Arial"/>
-                <w:i w:val="false"/>
-                <w:b w:val="false"/>
-                <w:u w:val="none"/>
-                <w:strike w:val="false"/>
-                <w:sz w:val="22"/>
-                <w:szCs w:val="22"/>
-                <w:color w:val="000000"/>
-              </w:rPr>
-              <w:t xml:space="preserve">0.0005</w:t>
+              <w:t xml:space="preserve">0.6487</w:t>
+            </w:r>
+          </w:p>
+        </w:tc>
+        <w:tc>
+          <w:tcPr>
+            <w:tcBorders>
+              <w:bottom w:val="none" w:sz="0" w:space="0" w:color="000000"/>
+              <w:top w:val="none" w:sz="0" w:space="0" w:color="000000"/>
+              <w:left w:val="none" w:sz="0" w:space="0" w:color="000000"/>
+              <w:right w:val="none" w:sz="0" w:space="0" w:color="000000"/>
+            </w:tcBorders>
+            <w:shd w:val="clear" w:color="auto" w:fill="FFFFFF"/>
+            <w:tcMar>
+              <w:top w:w="0" w:type="dxa"/>
+              <w:bottom w:w="0" w:type="dxa"/>
+              <w:left w:w="0" w:type="dxa"/>
+              <w:right w:w="0" w:type="dxa"/>
+            </w:tcMar>
+            <w:vAlign w:val="center"/>
+          </w:tcPr>
+          <w:p>
+            <w:pPr>
+              <w:jc w:val="right"/>
+              <w:pBdr>
+                <w:bottom w:val="none" w:sz="0" w:space="0" w:color="000000"/>
+                <w:top w:val="none" w:sz="0" w:space="0" w:color="000000"/>
+                <w:left w:val="none" w:sz="0" w:space="0" w:color="000000"/>
+                <w:right w:val="none" w:sz="0" w:space="0" w:color="000000"/>
+              </w:pBdr>
+              <w:spacing w:after="100" w:before="100" w:line="240"/>
+              <w:ind w:left="100" w:right="100" w:firstLine="0" w:firstLineChars="0"/>
+              <w:rPr>
+                <w:rFonts w:ascii="Arial" w:hAnsi="Arial" w:eastAsia="Arial" w:cs="Arial"/>
+                <w:i w:val="false"/>
+                <w:b w:val="false"/>
+                <w:u w:val="none"/>
+                <w:strike w:val="false"/>
+                <w:sz w:val="22"/>
+                <w:szCs w:val="22"/>
+                <w:color w:val="000000"/>
+              </w:rPr>
+            </w:pPr>
+            <w:r>
+              <w:rPr>
+                <w:rFonts w:ascii="Arial" w:hAnsi="Arial" w:eastAsia="Arial" w:cs="Arial"/>
+                <w:i w:val="false"/>
+                <w:b w:val="false"/>
+                <w:u w:val="none"/>
+                <w:strike w:val="false"/>
+                <w:sz w:val="22"/>
+                <w:szCs w:val="22"/>
+                <w:color w:val="000000"/>
+              </w:rPr>
+              <w:t xml:space="preserve">0.3243</w:t>
+            </w:r>
+          </w:p>
+        </w:tc>
+        <w:tc>
+          <w:tcPr>
+            <w:tcBorders>
+              <w:bottom w:val="none" w:sz="0" w:space="0" w:color="000000"/>
+              <w:top w:val="none" w:sz="0" w:space="0" w:color="000000"/>
+              <w:left w:val="none" w:sz="0" w:space="0" w:color="000000"/>
+              <w:right w:val="none" w:sz="0" w:space="0" w:color="000000"/>
+            </w:tcBorders>
+            <w:shd w:val="clear" w:color="auto" w:fill="FFFFFF"/>
+            <w:tcMar>
+              <w:top w:w="0" w:type="dxa"/>
+              <w:bottom w:w="0" w:type="dxa"/>
+              <w:left w:w="0" w:type="dxa"/>
+              <w:right w:w="0" w:type="dxa"/>
+            </w:tcMar>
+            <w:vAlign w:val="center"/>
+          </w:tcPr>
+          <w:p>
+            <w:pPr>
+              <w:jc w:val="right"/>
+              <w:pBdr>
+                <w:bottom w:val="none" w:sz="0" w:space="0" w:color="000000"/>
+                <w:top w:val="none" w:sz="0" w:space="0" w:color="000000"/>
+                <w:left w:val="none" w:sz="0" w:space="0" w:color="000000"/>
+                <w:right w:val="none" w:sz="0" w:space="0" w:color="000000"/>
+              </w:pBdr>
+              <w:spacing w:after="100" w:before="100" w:line="240"/>
+              <w:ind w:left="100" w:right="100" w:firstLine="0" w:firstLineChars="0"/>
+              <w:rPr>
+                <w:rFonts w:ascii="Arial" w:hAnsi="Arial" w:eastAsia="Arial" w:cs="Arial"/>
+                <w:i w:val="false"/>
+                <w:b w:val="false"/>
+                <w:u w:val="none"/>
+                <w:strike w:val="false"/>
+                <w:sz w:val="22"/>
+                <w:szCs w:val="22"/>
+                <w:color w:val="000000"/>
+              </w:rPr>
+            </w:pPr>
+            <w:r>
+              <w:rPr>
+                <w:rFonts w:ascii="Arial" w:hAnsi="Arial" w:eastAsia="Arial" w:cs="Arial"/>
+                <w:i w:val="false"/>
+                <w:b w:val="false"/>
+                <w:u w:val="none"/>
+                <w:strike w:val="false"/>
+                <w:sz w:val="22"/>
+                <w:szCs w:val="22"/>
+                <w:color w:val="000000"/>
+              </w:rPr>
+              <w:t xml:space="preserve">8.5733</w:t>
+            </w:r>
+          </w:p>
+        </w:tc>
+        <w:tc>
+          <w:tcPr>
+            <w:tcBorders>
+              <w:bottom w:val="none" w:sz="0" w:space="0" w:color="000000"/>
+              <w:top w:val="none" w:sz="0" w:space="0" w:color="000000"/>
+              <w:left w:val="none" w:sz="0" w:space="0" w:color="000000"/>
+              <w:right w:val="none" w:sz="0" w:space="0" w:color="000000"/>
+            </w:tcBorders>
+            <w:shd w:val="clear" w:color="auto" w:fill="FFFFFF"/>
+            <w:tcMar>
+              <w:top w:w="0" w:type="dxa"/>
+              <w:bottom w:w="0" w:type="dxa"/>
+              <w:left w:w="0" w:type="dxa"/>
+              <w:right w:w="0" w:type="dxa"/>
+            </w:tcMar>
+            <w:vAlign w:val="center"/>
+          </w:tcPr>
+          <w:p>
+            <w:pPr>
+              <w:jc w:val="right"/>
+              <w:pBdr>
+                <w:bottom w:val="none" w:sz="0" w:space="0" w:color="000000"/>
+                <w:top w:val="none" w:sz="0" w:space="0" w:color="000000"/>
+                <w:left w:val="none" w:sz="0" w:space="0" w:color="000000"/>
+                <w:right w:val="none" w:sz="0" w:space="0" w:color="000000"/>
+              </w:pBdr>
+              <w:spacing w:after="100" w:before="100" w:line="240"/>
+              <w:ind w:left="100" w:right="100" w:firstLine="0" w:firstLineChars="0"/>
+              <w:rPr>
+                <w:rFonts w:ascii="Arial" w:hAnsi="Arial" w:eastAsia="Arial" w:cs="Arial"/>
+                <w:i w:val="false"/>
+                <w:b w:val="false"/>
+                <w:u w:val="none"/>
+                <w:strike w:val="false"/>
+                <w:sz w:val="22"/>
+                <w:szCs w:val="22"/>
+                <w:color w:val="000000"/>
+              </w:rPr>
+            </w:pPr>
+            <w:r>
+              <w:rPr>
+                <w:rFonts w:ascii="Arial" w:hAnsi="Arial" w:eastAsia="Arial" w:cs="Arial"/>
+                <w:i w:val="false"/>
+                <w:b w:val="false"/>
+                <w:u w:val="none"/>
+                <w:strike w:val="false"/>
+                <w:sz w:val="22"/>
+                <w:szCs w:val="22"/>
+                <w:color w:val="000000"/>
+              </w:rPr>
+              <w:t xml:space="preserve">0.0002</w:t>
             </w:r>
           </w:p>
         </w:tc>
@@ -1757,61 +1757,61 @@
                 <w:szCs w:val="22"/>
                 <w:color w:val="000000"/>
               </w:rPr>
-              <w:t xml:space="preserve">27.0351</w:t>
-            </w:r>
-          </w:p>
-        </w:tc>
-        <w:tc>
-          <w:tcPr>
-            <w:tcBorders>
-              <w:bottom w:val="none" w:sz="0" w:space="0" w:color="000000"/>
-              <w:top w:val="none" w:sz="0" w:space="0" w:color="000000"/>
-              <w:left w:val="none" w:sz="0" w:space="0" w:color="000000"/>
-              <w:right w:val="none" w:sz="0" w:space="0" w:color="000000"/>
-            </w:tcBorders>
-            <w:shd w:val="clear" w:color="auto" w:fill="FFFFFF"/>
-            <w:tcMar>
-              <w:top w:w="0" w:type="dxa"/>
-              <w:bottom w:w="0" w:type="dxa"/>
-              <w:left w:w="0" w:type="dxa"/>
-              <w:right w:w="0" w:type="dxa"/>
-            </w:tcMar>
-            <w:vAlign w:val="center"/>
-          </w:tcPr>
-          <w:p>
-            <w:pPr>
-              <w:jc w:val="right"/>
-              <w:pBdr>
-                <w:bottom w:val="none" w:sz="0" w:space="0" w:color="000000"/>
-                <w:top w:val="none" w:sz="0" w:space="0" w:color="000000"/>
-                <w:left w:val="none" w:sz="0" w:space="0" w:color="000000"/>
-                <w:right w:val="none" w:sz="0" w:space="0" w:color="000000"/>
-              </w:pBdr>
-              <w:spacing w:after="100" w:before="100" w:line="240"/>
-              <w:ind w:left="100" w:right="100" w:firstLine="0" w:firstLineChars="0"/>
-              <w:rPr>
-                <w:rFonts w:ascii="Arial" w:hAnsi="Arial" w:eastAsia="Arial" w:cs="Arial"/>
-                <w:i w:val="false"/>
-                <w:b w:val="false"/>
-                <w:u w:val="none"/>
-                <w:strike w:val="false"/>
-                <w:sz w:val="22"/>
-                <w:szCs w:val="22"/>
-                <w:color w:val="000000"/>
-              </w:rPr>
-            </w:pPr>
-            <w:r>
-              <w:rPr>
-                <w:rFonts w:ascii="Arial" w:hAnsi="Arial" w:eastAsia="Arial" w:cs="Arial"/>
-                <w:i w:val="false"/>
-                <w:b w:val="false"/>
-                <w:u w:val="none"/>
-                <w:strike w:val="false"/>
-                <w:sz w:val="22"/>
-                <w:szCs w:val="22"/>
-                <w:color w:val="000000"/>
-              </w:rPr>
-              <w:t xml:space="preserve">0.0369</w:t>
+              <w:t xml:space="preserve">27.6935</w:t>
+            </w:r>
+          </w:p>
+        </w:tc>
+        <w:tc>
+          <w:tcPr>
+            <w:tcBorders>
+              <w:bottom w:val="none" w:sz="0" w:space="0" w:color="000000"/>
+              <w:top w:val="none" w:sz="0" w:space="0" w:color="000000"/>
+              <w:left w:val="none" w:sz="0" w:space="0" w:color="000000"/>
+              <w:right w:val="none" w:sz="0" w:space="0" w:color="000000"/>
+            </w:tcBorders>
+            <w:shd w:val="clear" w:color="auto" w:fill="FFFFFF"/>
+            <w:tcMar>
+              <w:top w:w="0" w:type="dxa"/>
+              <w:bottom w:w="0" w:type="dxa"/>
+              <w:left w:w="0" w:type="dxa"/>
+              <w:right w:w="0" w:type="dxa"/>
+            </w:tcMar>
+            <w:vAlign w:val="center"/>
+          </w:tcPr>
+          <w:p>
+            <w:pPr>
+              <w:jc w:val="right"/>
+              <w:pBdr>
+                <w:bottom w:val="none" w:sz="0" w:space="0" w:color="000000"/>
+                <w:top w:val="none" w:sz="0" w:space="0" w:color="000000"/>
+                <w:left w:val="none" w:sz="0" w:space="0" w:color="000000"/>
+                <w:right w:val="none" w:sz="0" w:space="0" w:color="000000"/>
+              </w:pBdr>
+              <w:spacing w:after="100" w:before="100" w:line="240"/>
+              <w:ind w:left="100" w:right="100" w:firstLine="0" w:firstLineChars="0"/>
+              <w:rPr>
+                <w:rFonts w:ascii="Arial" w:hAnsi="Arial" w:eastAsia="Arial" w:cs="Arial"/>
+                <w:i w:val="false"/>
+                <w:b w:val="false"/>
+                <w:u w:val="none"/>
+                <w:strike w:val="false"/>
+                <w:sz w:val="22"/>
+                <w:szCs w:val="22"/>
+                <w:color w:val="000000"/>
+              </w:rPr>
+            </w:pPr>
+            <w:r>
+              <w:rPr>
+                <w:rFonts w:ascii="Arial" w:hAnsi="Arial" w:eastAsia="Arial" w:cs="Arial"/>
+                <w:i w:val="false"/>
+                <w:b w:val="false"/>
+                <w:u w:val="none"/>
+                <w:strike w:val="false"/>
+                <w:sz w:val="22"/>
+                <w:szCs w:val="22"/>
+                <w:color w:val="000000"/>
+              </w:rPr>
+              <w:t xml:space="preserve">0.0378</w:t>
             </w:r>
           </w:p>
         </w:tc>
@@ -2142,169 +2142,169 @@
                 <w:szCs w:val="22"/>
                 <w:color w:val="000000"/>
               </w:rPr>
-              <w:t xml:space="preserve">0.4064</w:t>
-            </w:r>
-          </w:p>
-        </w:tc>
-        <w:tc>
-          <w:tcPr>
-            <w:tcBorders>
-              <w:bottom w:val="none" w:sz="0" w:space="0" w:color="000000"/>
-              <w:top w:val="none" w:sz="0" w:space="0" w:color="000000"/>
-              <w:left w:val="none" w:sz="0" w:space="0" w:color="000000"/>
-              <w:right w:val="none" w:sz="0" w:space="0" w:color="000000"/>
-            </w:tcBorders>
-            <w:shd w:val="clear" w:color="auto" w:fill="FFFFFF"/>
-            <w:tcMar>
-              <w:top w:w="0" w:type="dxa"/>
-              <w:bottom w:w="0" w:type="dxa"/>
-              <w:left w:w="0" w:type="dxa"/>
-              <w:right w:w="0" w:type="dxa"/>
-            </w:tcMar>
-            <w:vAlign w:val="center"/>
-          </w:tcPr>
-          <w:p>
-            <w:pPr>
-              <w:jc w:val="right"/>
-              <w:pBdr>
-                <w:bottom w:val="none" w:sz="0" w:space="0" w:color="000000"/>
-                <w:top w:val="none" w:sz="0" w:space="0" w:color="000000"/>
-                <w:left w:val="none" w:sz="0" w:space="0" w:color="000000"/>
-                <w:right w:val="none" w:sz="0" w:space="0" w:color="000000"/>
-              </w:pBdr>
-              <w:spacing w:after="100" w:before="100" w:line="240"/>
-              <w:ind w:left="100" w:right="100" w:firstLine="0" w:firstLineChars="0"/>
-              <w:rPr>
-                <w:rFonts w:ascii="Arial" w:hAnsi="Arial" w:eastAsia="Arial" w:cs="Arial"/>
-                <w:i w:val="false"/>
-                <w:b w:val="false"/>
-                <w:u w:val="none"/>
-                <w:strike w:val="false"/>
-                <w:sz w:val="22"/>
-                <w:szCs w:val="22"/>
-                <w:color w:val="000000"/>
-              </w:rPr>
-            </w:pPr>
-            <w:r>
-              <w:rPr>
-                <w:rFonts w:ascii="Arial" w:hAnsi="Arial" w:eastAsia="Arial" w:cs="Arial"/>
-                <w:i w:val="false"/>
-                <w:b w:val="false"/>
-                <w:u w:val="none"/>
-                <w:strike w:val="false"/>
-                <w:sz w:val="22"/>
-                <w:szCs w:val="22"/>
-                <w:color w:val="000000"/>
-              </w:rPr>
-              <w:t xml:space="preserve">0.2032</w:t>
-            </w:r>
-          </w:p>
-        </w:tc>
-        <w:tc>
-          <w:tcPr>
-            <w:tcBorders>
-              <w:bottom w:val="none" w:sz="0" w:space="0" w:color="000000"/>
-              <w:top w:val="none" w:sz="0" w:space="0" w:color="000000"/>
-              <w:left w:val="none" w:sz="0" w:space="0" w:color="000000"/>
-              <w:right w:val="none" w:sz="0" w:space="0" w:color="000000"/>
-            </w:tcBorders>
-            <w:shd w:val="clear" w:color="auto" w:fill="FFFFFF"/>
-            <w:tcMar>
-              <w:top w:w="0" w:type="dxa"/>
-              <w:bottom w:w="0" w:type="dxa"/>
-              <w:left w:w="0" w:type="dxa"/>
-              <w:right w:w="0" w:type="dxa"/>
-            </w:tcMar>
-            <w:vAlign w:val="center"/>
-          </w:tcPr>
-          <w:p>
-            <w:pPr>
-              <w:jc w:val="right"/>
-              <w:pBdr>
-                <w:bottom w:val="none" w:sz="0" w:space="0" w:color="000000"/>
-                <w:top w:val="none" w:sz="0" w:space="0" w:color="000000"/>
-                <w:left w:val="none" w:sz="0" w:space="0" w:color="000000"/>
-                <w:right w:val="none" w:sz="0" w:space="0" w:color="000000"/>
-              </w:pBdr>
-              <w:spacing w:after="100" w:before="100" w:line="240"/>
-              <w:ind w:left="100" w:right="100" w:firstLine="0" w:firstLineChars="0"/>
-              <w:rPr>
-                <w:rFonts w:ascii="Arial" w:hAnsi="Arial" w:eastAsia="Arial" w:cs="Arial"/>
-                <w:i w:val="false"/>
-                <w:b w:val="false"/>
-                <w:u w:val="none"/>
-                <w:strike w:val="false"/>
-                <w:sz w:val="22"/>
-                <w:szCs w:val="22"/>
-                <w:color w:val="000000"/>
-              </w:rPr>
-            </w:pPr>
-            <w:r>
-              <w:rPr>
-                <w:rFonts w:ascii="Arial" w:hAnsi="Arial" w:eastAsia="Arial" w:cs="Arial"/>
-                <w:i w:val="false"/>
-                <w:b w:val="false"/>
-                <w:u w:val="none"/>
-                <w:strike w:val="false"/>
-                <w:sz w:val="22"/>
-                <w:szCs w:val="22"/>
-                <w:color w:val="000000"/>
-              </w:rPr>
-              <w:t xml:space="preserve">4.6547</w:t>
-            </w:r>
-          </w:p>
-        </w:tc>
-        <w:tc>
-          <w:tcPr>
-            <w:tcBorders>
-              <w:bottom w:val="none" w:sz="0" w:space="0" w:color="000000"/>
-              <w:top w:val="none" w:sz="0" w:space="0" w:color="000000"/>
-              <w:left w:val="none" w:sz="0" w:space="0" w:color="000000"/>
-              <w:right w:val="none" w:sz="0" w:space="0" w:color="000000"/>
-            </w:tcBorders>
-            <w:shd w:val="clear" w:color="auto" w:fill="FFFFFF"/>
-            <w:tcMar>
-              <w:top w:w="0" w:type="dxa"/>
-              <w:bottom w:w="0" w:type="dxa"/>
-              <w:left w:w="0" w:type="dxa"/>
-              <w:right w:w="0" w:type="dxa"/>
-            </w:tcMar>
-            <w:vAlign w:val="center"/>
-          </w:tcPr>
-          <w:p>
-            <w:pPr>
-              <w:jc w:val="right"/>
-              <w:pBdr>
-                <w:bottom w:val="none" w:sz="0" w:space="0" w:color="000000"/>
-                <w:top w:val="none" w:sz="0" w:space="0" w:color="000000"/>
-                <w:left w:val="none" w:sz="0" w:space="0" w:color="000000"/>
-                <w:right w:val="none" w:sz="0" w:space="0" w:color="000000"/>
-              </w:pBdr>
-              <w:spacing w:after="100" w:before="100" w:line="240"/>
-              <w:ind w:left="100" w:right="100" w:firstLine="0" w:firstLineChars="0"/>
-              <w:rPr>
-                <w:rFonts w:ascii="Arial" w:hAnsi="Arial" w:eastAsia="Arial" w:cs="Arial"/>
-                <w:i w:val="false"/>
-                <w:b w:val="false"/>
-                <w:u w:val="none"/>
-                <w:strike w:val="false"/>
-                <w:sz w:val="22"/>
-                <w:szCs w:val="22"/>
-                <w:color w:val="000000"/>
-              </w:rPr>
-            </w:pPr>
-            <w:r>
-              <w:rPr>
-                <w:rFonts w:ascii="Arial" w:hAnsi="Arial" w:eastAsia="Arial" w:cs="Arial"/>
-                <w:i w:val="false"/>
-                <w:b w:val="false"/>
-                <w:u w:val="none"/>
-                <w:strike w:val="false"/>
-                <w:sz w:val="22"/>
-                <w:szCs w:val="22"/>
-                <w:color w:val="000000"/>
-              </w:rPr>
-              <w:t xml:space="preserve">0.0098</w:t>
+              <w:t xml:space="preserve">0.5282</w:t>
+            </w:r>
+          </w:p>
+        </w:tc>
+        <w:tc>
+          <w:tcPr>
+            <w:tcBorders>
+              <w:bottom w:val="none" w:sz="0" w:space="0" w:color="000000"/>
+              <w:top w:val="none" w:sz="0" w:space="0" w:color="000000"/>
+              <w:left w:val="none" w:sz="0" w:space="0" w:color="000000"/>
+              <w:right w:val="none" w:sz="0" w:space="0" w:color="000000"/>
+            </w:tcBorders>
+            <w:shd w:val="clear" w:color="auto" w:fill="FFFFFF"/>
+            <w:tcMar>
+              <w:top w:w="0" w:type="dxa"/>
+              <w:bottom w:w="0" w:type="dxa"/>
+              <w:left w:w="0" w:type="dxa"/>
+              <w:right w:w="0" w:type="dxa"/>
+            </w:tcMar>
+            <w:vAlign w:val="center"/>
+          </w:tcPr>
+          <w:p>
+            <w:pPr>
+              <w:jc w:val="right"/>
+              <w:pBdr>
+                <w:bottom w:val="none" w:sz="0" w:space="0" w:color="000000"/>
+                <w:top w:val="none" w:sz="0" w:space="0" w:color="000000"/>
+                <w:left w:val="none" w:sz="0" w:space="0" w:color="000000"/>
+                <w:right w:val="none" w:sz="0" w:space="0" w:color="000000"/>
+              </w:pBdr>
+              <w:spacing w:after="100" w:before="100" w:line="240"/>
+              <w:ind w:left="100" w:right="100" w:firstLine="0" w:firstLineChars="0"/>
+              <w:rPr>
+                <w:rFonts w:ascii="Arial" w:hAnsi="Arial" w:eastAsia="Arial" w:cs="Arial"/>
+                <w:i w:val="false"/>
+                <w:b w:val="false"/>
+                <w:u w:val="none"/>
+                <w:strike w:val="false"/>
+                <w:sz w:val="22"/>
+                <w:szCs w:val="22"/>
+                <w:color w:val="000000"/>
+              </w:rPr>
+            </w:pPr>
+            <w:r>
+              <w:rPr>
+                <w:rFonts w:ascii="Arial" w:hAnsi="Arial" w:eastAsia="Arial" w:cs="Arial"/>
+                <w:i w:val="false"/>
+                <w:b w:val="false"/>
+                <w:u w:val="none"/>
+                <w:strike w:val="false"/>
+                <w:sz w:val="22"/>
+                <w:szCs w:val="22"/>
+                <w:color w:val="000000"/>
+              </w:rPr>
+              <w:t xml:space="preserve">0.2641</w:t>
+            </w:r>
+          </w:p>
+        </w:tc>
+        <w:tc>
+          <w:tcPr>
+            <w:tcBorders>
+              <w:bottom w:val="none" w:sz="0" w:space="0" w:color="000000"/>
+              <w:top w:val="none" w:sz="0" w:space="0" w:color="000000"/>
+              <w:left w:val="none" w:sz="0" w:space="0" w:color="000000"/>
+              <w:right w:val="none" w:sz="0" w:space="0" w:color="000000"/>
+            </w:tcBorders>
+            <w:shd w:val="clear" w:color="auto" w:fill="FFFFFF"/>
+            <w:tcMar>
+              <w:top w:w="0" w:type="dxa"/>
+              <w:bottom w:w="0" w:type="dxa"/>
+              <w:left w:w="0" w:type="dxa"/>
+              <w:right w:w="0" w:type="dxa"/>
+            </w:tcMar>
+            <w:vAlign w:val="center"/>
+          </w:tcPr>
+          <w:p>
+            <w:pPr>
+              <w:jc w:val="right"/>
+              <w:pBdr>
+                <w:bottom w:val="none" w:sz="0" w:space="0" w:color="000000"/>
+                <w:top w:val="none" w:sz="0" w:space="0" w:color="000000"/>
+                <w:left w:val="none" w:sz="0" w:space="0" w:color="000000"/>
+                <w:right w:val="none" w:sz="0" w:space="0" w:color="000000"/>
+              </w:pBdr>
+              <w:spacing w:after="100" w:before="100" w:line="240"/>
+              <w:ind w:left="100" w:right="100" w:firstLine="0" w:firstLineChars="0"/>
+              <w:rPr>
+                <w:rFonts w:ascii="Arial" w:hAnsi="Arial" w:eastAsia="Arial" w:cs="Arial"/>
+                <w:i w:val="false"/>
+                <w:b w:val="false"/>
+                <w:u w:val="none"/>
+                <w:strike w:val="false"/>
+                <w:sz w:val="22"/>
+                <w:szCs w:val="22"/>
+                <w:color w:val="000000"/>
+              </w:rPr>
+            </w:pPr>
+            <w:r>
+              <w:rPr>
+                <w:rFonts w:ascii="Arial" w:hAnsi="Arial" w:eastAsia="Arial" w:cs="Arial"/>
+                <w:i w:val="false"/>
+                <w:b w:val="false"/>
+                <w:u w:val="none"/>
+                <w:strike w:val="false"/>
+                <w:sz w:val="22"/>
+                <w:szCs w:val="22"/>
+                <w:color w:val="000000"/>
+              </w:rPr>
+              <w:t xml:space="preserve">5.9360</w:t>
+            </w:r>
+          </w:p>
+        </w:tc>
+        <w:tc>
+          <w:tcPr>
+            <w:tcBorders>
+              <w:bottom w:val="none" w:sz="0" w:space="0" w:color="000000"/>
+              <w:top w:val="none" w:sz="0" w:space="0" w:color="000000"/>
+              <w:left w:val="none" w:sz="0" w:space="0" w:color="000000"/>
+              <w:right w:val="none" w:sz="0" w:space="0" w:color="000000"/>
+            </w:tcBorders>
+            <w:shd w:val="clear" w:color="auto" w:fill="FFFFFF"/>
+            <w:tcMar>
+              <w:top w:w="0" w:type="dxa"/>
+              <w:bottom w:w="0" w:type="dxa"/>
+              <w:left w:w="0" w:type="dxa"/>
+              <w:right w:w="0" w:type="dxa"/>
+            </w:tcMar>
+            <w:vAlign w:val="center"/>
+          </w:tcPr>
+          <w:p>
+            <w:pPr>
+              <w:jc w:val="right"/>
+              <w:pBdr>
+                <w:bottom w:val="none" w:sz="0" w:space="0" w:color="000000"/>
+                <w:top w:val="none" w:sz="0" w:space="0" w:color="000000"/>
+                <w:left w:val="none" w:sz="0" w:space="0" w:color="000000"/>
+                <w:right w:val="none" w:sz="0" w:space="0" w:color="000000"/>
+              </w:pBdr>
+              <w:spacing w:after="100" w:before="100" w:line="240"/>
+              <w:ind w:left="100" w:right="100" w:firstLine="0" w:firstLineChars="0"/>
+              <w:rPr>
+                <w:rFonts w:ascii="Arial" w:hAnsi="Arial" w:eastAsia="Arial" w:cs="Arial"/>
+                <w:i w:val="false"/>
+                <w:b w:val="false"/>
+                <w:u w:val="none"/>
+                <w:strike w:val="false"/>
+                <w:sz w:val="22"/>
+                <w:szCs w:val="22"/>
+                <w:color w:val="000000"/>
+              </w:rPr>
+            </w:pPr>
+            <w:r>
+              <w:rPr>
+                <w:rFonts w:ascii="Arial" w:hAnsi="Arial" w:eastAsia="Arial" w:cs="Arial"/>
+                <w:i w:val="false"/>
+                <w:b w:val="false"/>
+                <w:u w:val="none"/>
+                <w:strike w:val="false"/>
+                <w:sz w:val="22"/>
+                <w:szCs w:val="22"/>
+                <w:color w:val="000000"/>
+              </w:rPr>
+              <w:t xml:space="preserve">0.0028</w:t>
             </w:r>
           </w:p>
         </w:tc>
@@ -2514,7 +2514,7 @@
                 <w:szCs w:val="22"/>
                 <w:color w:val="000000"/>
               </w:rPr>
-              <w:t xml:space="preserve">31.9552</w:t>
+              <w:t xml:space="preserve">32.5693</w:t>
             </w:r>
           </w:p>
         </w:tc>
@@ -2568,7 +2568,7 @@
                 <w:szCs w:val="22"/>
                 <w:color w:val="000000"/>
               </w:rPr>
-              <w:t xml:space="preserve">0.0437</w:t>
+              <w:t xml:space="preserve">0.0445</w:t>
             </w:r>
           </w:p>
         </w:tc>
@@ -3206,7 +3206,7 @@
                 <w:szCs w:val="22"/>
                 <w:color w:val="000000"/>
               </w:rPr>
-              <w:t xml:space="preserve">0.0427</w:t>
+              <w:t xml:space="preserve">0.0425</w:t>
             </w:r>
           </w:p>
         </w:tc>
@@ -3260,7 +3260,7 @@
                 <w:szCs w:val="22"/>
                 <w:color w:val="000000"/>
               </w:rPr>
-              <w:t xml:space="preserve">0.0033</w:t>
+              <w:t xml:space="preserve">0.0026</w:t>
             </w:r>
           </w:p>
         </w:tc>
@@ -3314,7 +3314,7 @@
                 <w:szCs w:val="22"/>
                 <w:color w:val="000000"/>
               </w:rPr>
-              <w:t xml:space="preserve">0.0822</w:t>
+              <w:t xml:space="preserve">0.0824</w:t>
             </w:r>
           </w:p>
         </w:tc>
@@ -3368,7 +3368,7 @@
                 <w:szCs w:val="22"/>
                 <w:color w:val="000000"/>
               </w:rPr>
-              <w:t xml:space="preserve">0.0298</w:t>
+              <w:t xml:space="preserve">0.0334</w:t>
             </w:r>
           </w:p>
         </w:tc>
@@ -3537,169 +3537,169 @@
                 <w:szCs w:val="22"/>
                 <w:color w:val="000000"/>
               </w:rPr>
-              <w:t xml:space="preserve">0.0655</w:t>
-            </w:r>
-          </w:p>
-        </w:tc>
-        <w:tc>
-          <w:tcPr>
-            <w:tcBorders>
-              <w:bottom w:val="none" w:sz="0" w:space="0" w:color="000000"/>
-              <w:top w:val="none" w:sz="0" w:space="0" w:color="000000"/>
-              <w:left w:val="none" w:sz="0" w:space="0" w:color="000000"/>
-              <w:right w:val="none" w:sz="0" w:space="0" w:color="000000"/>
-            </w:tcBorders>
-            <w:shd w:val="clear" w:color="auto" w:fill="FFFFFF"/>
-            <w:tcMar>
-              <w:top w:w="0" w:type="dxa"/>
-              <w:bottom w:w="0" w:type="dxa"/>
-              <w:left w:w="0" w:type="dxa"/>
-              <w:right w:w="0" w:type="dxa"/>
-            </w:tcMar>
-            <w:vAlign w:val="center"/>
-          </w:tcPr>
-          <w:p>
-            <w:pPr>
-              <w:jc w:val="right"/>
-              <w:pBdr>
-                <w:bottom w:val="none" w:sz="0" w:space="0" w:color="000000"/>
-                <w:top w:val="none" w:sz="0" w:space="0" w:color="000000"/>
-                <w:left w:val="none" w:sz="0" w:space="0" w:color="000000"/>
-                <w:right w:val="none" w:sz="0" w:space="0" w:color="000000"/>
-              </w:pBdr>
-              <w:spacing w:after="100" w:before="100" w:line="240"/>
-              <w:ind w:left="100" w:right="100" w:firstLine="0" w:firstLineChars="0"/>
-              <w:rPr>
-                <w:rFonts w:ascii="Arial" w:hAnsi="Arial" w:eastAsia="Arial" w:cs="Arial"/>
-                <w:i w:val="false"/>
-                <w:b w:val="false"/>
-                <w:u w:val="none"/>
-                <w:strike w:val="false"/>
-                <w:sz w:val="22"/>
-                <w:szCs w:val="22"/>
-                <w:color w:val="000000"/>
-              </w:rPr>
-            </w:pPr>
-            <w:r>
-              <w:rPr>
-                <w:rFonts w:ascii="Arial" w:hAnsi="Arial" w:eastAsia="Arial" w:cs="Arial"/>
-                <w:i w:val="false"/>
-                <w:b w:val="false"/>
-                <w:u w:val="none"/>
-                <w:strike w:val="false"/>
-                <w:sz w:val="22"/>
-                <w:szCs w:val="22"/>
-                <w:color w:val="000000"/>
-              </w:rPr>
-              <w:t xml:space="preserve">0.0242</w:t>
-            </w:r>
-          </w:p>
-        </w:tc>
-        <w:tc>
-          <w:tcPr>
-            <w:tcBorders>
-              <w:bottom w:val="none" w:sz="0" w:space="0" w:color="000000"/>
-              <w:top w:val="none" w:sz="0" w:space="0" w:color="000000"/>
-              <w:left w:val="none" w:sz="0" w:space="0" w:color="000000"/>
-              <w:right w:val="none" w:sz="0" w:space="0" w:color="000000"/>
-            </w:tcBorders>
-            <w:shd w:val="clear" w:color="auto" w:fill="FFFFFF"/>
-            <w:tcMar>
-              <w:top w:w="0" w:type="dxa"/>
-              <w:bottom w:w="0" w:type="dxa"/>
-              <w:left w:w="0" w:type="dxa"/>
-              <w:right w:w="0" w:type="dxa"/>
-            </w:tcMar>
-            <w:vAlign w:val="center"/>
-          </w:tcPr>
-          <w:p>
-            <w:pPr>
-              <w:jc w:val="right"/>
-              <w:pBdr>
-                <w:bottom w:val="none" w:sz="0" w:space="0" w:color="000000"/>
-                <w:top w:val="none" w:sz="0" w:space="0" w:color="000000"/>
-                <w:left w:val="none" w:sz="0" w:space="0" w:color="000000"/>
-                <w:right w:val="none" w:sz="0" w:space="0" w:color="000000"/>
-              </w:pBdr>
-              <w:spacing w:after="100" w:before="100" w:line="240"/>
-              <w:ind w:left="100" w:right="100" w:firstLine="0" w:firstLineChars="0"/>
-              <w:rPr>
-                <w:rFonts w:ascii="Arial" w:hAnsi="Arial" w:eastAsia="Arial" w:cs="Arial"/>
-                <w:i w:val="false"/>
-                <w:b w:val="false"/>
-                <w:u w:val="none"/>
-                <w:strike w:val="false"/>
-                <w:sz w:val="22"/>
-                <w:szCs w:val="22"/>
-                <w:color w:val="000000"/>
-              </w:rPr>
-            </w:pPr>
-            <w:r>
-              <w:rPr>
-                <w:rFonts w:ascii="Arial" w:hAnsi="Arial" w:eastAsia="Arial" w:cs="Arial"/>
-                <w:i w:val="false"/>
-                <w:b w:val="false"/>
-                <w:u w:val="none"/>
-                <w:strike w:val="false"/>
-                <w:sz w:val="22"/>
-                <w:szCs w:val="22"/>
-                <w:color w:val="000000"/>
-              </w:rPr>
-              <w:t xml:space="preserve">0.1068</w:t>
-            </w:r>
-          </w:p>
-        </w:tc>
-        <w:tc>
-          <w:tcPr>
-            <w:tcBorders>
-              <w:bottom w:val="none" w:sz="0" w:space="0" w:color="000000"/>
-              <w:top w:val="none" w:sz="0" w:space="0" w:color="000000"/>
-              <w:left w:val="none" w:sz="0" w:space="0" w:color="000000"/>
-              <w:right w:val="none" w:sz="0" w:space="0" w:color="000000"/>
-            </w:tcBorders>
-            <w:shd w:val="clear" w:color="auto" w:fill="FFFFFF"/>
-            <w:tcMar>
-              <w:top w:w="0" w:type="dxa"/>
-              <w:bottom w:w="0" w:type="dxa"/>
-              <w:left w:w="0" w:type="dxa"/>
-              <w:right w:w="0" w:type="dxa"/>
-            </w:tcMar>
-            <w:vAlign w:val="center"/>
-          </w:tcPr>
-          <w:p>
-            <w:pPr>
-              <w:jc w:val="right"/>
-              <w:pBdr>
-                <w:bottom w:val="none" w:sz="0" w:space="0" w:color="000000"/>
-                <w:top w:val="none" w:sz="0" w:space="0" w:color="000000"/>
-                <w:left w:val="none" w:sz="0" w:space="0" w:color="000000"/>
-                <w:right w:val="none" w:sz="0" w:space="0" w:color="000000"/>
-              </w:pBdr>
-              <w:spacing w:after="100" w:before="100" w:line="240"/>
-              <w:ind w:left="100" w:right="100" w:firstLine="0" w:firstLineChars="0"/>
-              <w:rPr>
-                <w:rFonts w:ascii="Arial" w:hAnsi="Arial" w:eastAsia="Arial" w:cs="Arial"/>
-                <w:i w:val="false"/>
-                <w:b w:val="false"/>
-                <w:u w:val="none"/>
-                <w:strike w:val="false"/>
-                <w:sz w:val="22"/>
-                <w:szCs w:val="22"/>
-                <w:color w:val="000000"/>
-              </w:rPr>
-            </w:pPr>
-            <w:r>
-              <w:rPr>
-                <w:rFonts w:ascii="Arial" w:hAnsi="Arial" w:eastAsia="Arial" w:cs="Arial"/>
-                <w:i w:val="false"/>
-                <w:b w:val="false"/>
-                <w:u w:val="none"/>
-                <w:strike w:val="false"/>
-                <w:sz w:val="22"/>
-                <w:szCs w:val="22"/>
-                <w:color w:val="000000"/>
-              </w:rPr>
-              <w:t xml:space="preserve">0.0006</w:t>
+              <w:t xml:space="preserve">0.0712</w:t>
+            </w:r>
+          </w:p>
+        </w:tc>
+        <w:tc>
+          <w:tcPr>
+            <w:tcBorders>
+              <w:bottom w:val="none" w:sz="0" w:space="0" w:color="000000"/>
+              <w:top w:val="none" w:sz="0" w:space="0" w:color="000000"/>
+              <w:left w:val="none" w:sz="0" w:space="0" w:color="000000"/>
+              <w:right w:val="none" w:sz="0" w:space="0" w:color="000000"/>
+            </w:tcBorders>
+            <w:shd w:val="clear" w:color="auto" w:fill="FFFFFF"/>
+            <w:tcMar>
+              <w:top w:w="0" w:type="dxa"/>
+              <w:bottom w:w="0" w:type="dxa"/>
+              <w:left w:w="0" w:type="dxa"/>
+              <w:right w:w="0" w:type="dxa"/>
+            </w:tcMar>
+            <w:vAlign w:val="center"/>
+          </w:tcPr>
+          <w:p>
+            <w:pPr>
+              <w:jc w:val="right"/>
+              <w:pBdr>
+                <w:bottom w:val="none" w:sz="0" w:space="0" w:color="000000"/>
+                <w:top w:val="none" w:sz="0" w:space="0" w:color="000000"/>
+                <w:left w:val="none" w:sz="0" w:space="0" w:color="000000"/>
+                <w:right w:val="none" w:sz="0" w:space="0" w:color="000000"/>
+              </w:pBdr>
+              <w:spacing w:after="100" w:before="100" w:line="240"/>
+              <w:ind w:left="100" w:right="100" w:firstLine="0" w:firstLineChars="0"/>
+              <w:rPr>
+                <w:rFonts w:ascii="Arial" w:hAnsi="Arial" w:eastAsia="Arial" w:cs="Arial"/>
+                <w:i w:val="false"/>
+                <w:b w:val="false"/>
+                <w:u w:val="none"/>
+                <w:strike w:val="false"/>
+                <w:sz w:val="22"/>
+                <w:szCs w:val="22"/>
+                <w:color w:val="000000"/>
+              </w:rPr>
+            </w:pPr>
+            <w:r>
+              <w:rPr>
+                <w:rFonts w:ascii="Arial" w:hAnsi="Arial" w:eastAsia="Arial" w:cs="Arial"/>
+                <w:i w:val="false"/>
+                <w:b w:val="false"/>
+                <w:u w:val="none"/>
+                <w:strike w:val="false"/>
+                <w:sz w:val="22"/>
+                <w:szCs w:val="22"/>
+                <w:color w:val="000000"/>
+              </w:rPr>
+              <w:t xml:space="preserve">0.0294</w:t>
+            </w:r>
+          </w:p>
+        </w:tc>
+        <w:tc>
+          <w:tcPr>
+            <w:tcBorders>
+              <w:bottom w:val="none" w:sz="0" w:space="0" w:color="000000"/>
+              <w:top w:val="none" w:sz="0" w:space="0" w:color="000000"/>
+              <w:left w:val="none" w:sz="0" w:space="0" w:color="000000"/>
+              <w:right w:val="none" w:sz="0" w:space="0" w:color="000000"/>
+            </w:tcBorders>
+            <w:shd w:val="clear" w:color="auto" w:fill="FFFFFF"/>
+            <w:tcMar>
+              <w:top w:w="0" w:type="dxa"/>
+              <w:bottom w:w="0" w:type="dxa"/>
+              <w:left w:w="0" w:type="dxa"/>
+              <w:right w:w="0" w:type="dxa"/>
+            </w:tcMar>
+            <w:vAlign w:val="center"/>
+          </w:tcPr>
+          <w:p>
+            <w:pPr>
+              <w:jc w:val="right"/>
+              <w:pBdr>
+                <w:bottom w:val="none" w:sz="0" w:space="0" w:color="000000"/>
+                <w:top w:val="none" w:sz="0" w:space="0" w:color="000000"/>
+                <w:left w:val="none" w:sz="0" w:space="0" w:color="000000"/>
+                <w:right w:val="none" w:sz="0" w:space="0" w:color="000000"/>
+              </w:pBdr>
+              <w:spacing w:after="100" w:before="100" w:line="240"/>
+              <w:ind w:left="100" w:right="100" w:firstLine="0" w:firstLineChars="0"/>
+              <w:rPr>
+                <w:rFonts w:ascii="Arial" w:hAnsi="Arial" w:eastAsia="Arial" w:cs="Arial"/>
+                <w:i w:val="false"/>
+                <w:b w:val="false"/>
+                <w:u w:val="none"/>
+                <w:strike w:val="false"/>
+                <w:sz w:val="22"/>
+                <w:szCs w:val="22"/>
+                <w:color w:val="000000"/>
+              </w:rPr>
+            </w:pPr>
+            <w:r>
+              <w:rPr>
+                <w:rFonts w:ascii="Arial" w:hAnsi="Arial" w:eastAsia="Arial" w:cs="Arial"/>
+                <w:i w:val="false"/>
+                <w:b w:val="false"/>
+                <w:u w:val="none"/>
+                <w:strike w:val="false"/>
+                <w:sz w:val="22"/>
+                <w:szCs w:val="22"/>
+                <w:color w:val="000000"/>
+              </w:rPr>
+              <w:t xml:space="preserve">0.1130</w:t>
+            </w:r>
+          </w:p>
+        </w:tc>
+        <w:tc>
+          <w:tcPr>
+            <w:tcBorders>
+              <w:bottom w:val="none" w:sz="0" w:space="0" w:color="000000"/>
+              <w:top w:val="none" w:sz="0" w:space="0" w:color="000000"/>
+              <w:left w:val="none" w:sz="0" w:space="0" w:color="000000"/>
+              <w:right w:val="none" w:sz="0" w:space="0" w:color="000000"/>
+            </w:tcBorders>
+            <w:shd w:val="clear" w:color="auto" w:fill="FFFFFF"/>
+            <w:tcMar>
+              <w:top w:w="0" w:type="dxa"/>
+              <w:bottom w:w="0" w:type="dxa"/>
+              <w:left w:w="0" w:type="dxa"/>
+              <w:right w:w="0" w:type="dxa"/>
+            </w:tcMar>
+            <w:vAlign w:val="center"/>
+          </w:tcPr>
+          <w:p>
+            <w:pPr>
+              <w:jc w:val="right"/>
+              <w:pBdr>
+                <w:bottom w:val="none" w:sz="0" w:space="0" w:color="000000"/>
+                <w:top w:val="none" w:sz="0" w:space="0" w:color="000000"/>
+                <w:left w:val="none" w:sz="0" w:space="0" w:color="000000"/>
+                <w:right w:val="none" w:sz="0" w:space="0" w:color="000000"/>
+              </w:pBdr>
+              <w:spacing w:after="100" w:before="100" w:line="240"/>
+              <w:ind w:left="100" w:right="100" w:firstLine="0" w:firstLineChars="0"/>
+              <w:rPr>
+                <w:rFonts w:ascii="Arial" w:hAnsi="Arial" w:eastAsia="Arial" w:cs="Arial"/>
+                <w:i w:val="false"/>
+                <w:b w:val="false"/>
+                <w:u w:val="none"/>
+                <w:strike w:val="false"/>
+                <w:sz w:val="22"/>
+                <w:szCs w:val="22"/>
+                <w:color w:val="000000"/>
+              </w:rPr>
+            </w:pPr>
+            <w:r>
+              <w:rPr>
+                <w:rFonts w:ascii="Arial" w:hAnsi="Arial" w:eastAsia="Arial" w:cs="Arial"/>
+                <w:i w:val="false"/>
+                <w:b w:val="false"/>
+                <w:u w:val="none"/>
+                <w:strike w:val="false"/>
+                <w:sz w:val="22"/>
+                <w:szCs w:val="22"/>
+                <w:color w:val="000000"/>
+              </w:rPr>
+              <w:t xml:space="preserve">0.0002</w:t>
             </w:r>
           </w:p>
         </w:tc>
@@ -3855,169 +3855,169 @@
                 <w:szCs w:val="22"/>
                 <w:color w:val="000000"/>
               </w:rPr>
-              <w:t xml:space="preserve">0.0228</w:t>
-            </w:r>
-          </w:p>
-        </w:tc>
-        <w:tc>
-          <w:tcPr>
-            <w:tcBorders>
-              <w:bottom w:val="none" w:sz="0" w:space="0" w:color="000000"/>
-              <w:top w:val="none" w:sz="0" w:space="0" w:color="000000"/>
-              <w:left w:val="none" w:sz="0" w:space="0" w:color="000000"/>
-              <w:right w:val="none" w:sz="0" w:space="0" w:color="000000"/>
-            </w:tcBorders>
-            <w:shd w:val="clear" w:color="auto" w:fill="FFFFFF"/>
-            <w:tcMar>
-              <w:top w:w="0" w:type="dxa"/>
-              <w:bottom w:w="0" w:type="dxa"/>
-              <w:left w:w="0" w:type="dxa"/>
-              <w:right w:w="0" w:type="dxa"/>
-            </w:tcMar>
-            <w:vAlign w:val="center"/>
-          </w:tcPr>
-          <w:p>
-            <w:pPr>
-              <w:jc w:val="right"/>
-              <w:pBdr>
-                <w:bottom w:val="none" w:sz="0" w:space="0" w:color="000000"/>
-                <w:top w:val="none" w:sz="0" w:space="0" w:color="000000"/>
-                <w:left w:val="none" w:sz="0" w:space="0" w:color="000000"/>
-                <w:right w:val="none" w:sz="0" w:space="0" w:color="000000"/>
-              </w:pBdr>
-              <w:spacing w:after="100" w:before="100" w:line="240"/>
-              <w:ind w:left="100" w:right="100" w:firstLine="0" w:firstLineChars="0"/>
-              <w:rPr>
-                <w:rFonts w:ascii="Arial" w:hAnsi="Arial" w:eastAsia="Arial" w:cs="Arial"/>
-                <w:i w:val="false"/>
-                <w:b w:val="false"/>
-                <w:u w:val="none"/>
-                <w:strike w:val="false"/>
-                <w:sz w:val="22"/>
-                <w:szCs w:val="22"/>
-                <w:color w:val="000000"/>
-              </w:rPr>
-            </w:pPr>
-            <w:r>
-              <w:rPr>
-                <w:rFonts w:ascii="Arial" w:hAnsi="Arial" w:eastAsia="Arial" w:cs="Arial"/>
-                <w:i w:val="false"/>
-                <w:b w:val="false"/>
-                <w:u w:val="none"/>
-                <w:strike w:val="false"/>
-                <w:sz w:val="22"/>
-                <w:szCs w:val="22"/>
-                <w:color w:val="000000"/>
-              </w:rPr>
-              <w:t xml:space="preserve">-0.0223</w:t>
-            </w:r>
-          </w:p>
-        </w:tc>
-        <w:tc>
-          <w:tcPr>
-            <w:tcBorders>
-              <w:bottom w:val="none" w:sz="0" w:space="0" w:color="000000"/>
-              <w:top w:val="none" w:sz="0" w:space="0" w:color="000000"/>
-              <w:left w:val="none" w:sz="0" w:space="0" w:color="000000"/>
-              <w:right w:val="none" w:sz="0" w:space="0" w:color="000000"/>
-            </w:tcBorders>
-            <w:shd w:val="clear" w:color="auto" w:fill="FFFFFF"/>
-            <w:tcMar>
-              <w:top w:w="0" w:type="dxa"/>
-              <w:bottom w:w="0" w:type="dxa"/>
-              <w:left w:w="0" w:type="dxa"/>
-              <w:right w:w="0" w:type="dxa"/>
-            </w:tcMar>
-            <w:vAlign w:val="center"/>
-          </w:tcPr>
-          <w:p>
-            <w:pPr>
-              <w:jc w:val="right"/>
-              <w:pBdr>
-                <w:bottom w:val="none" w:sz="0" w:space="0" w:color="000000"/>
-                <w:top w:val="none" w:sz="0" w:space="0" w:color="000000"/>
-                <w:left w:val="none" w:sz="0" w:space="0" w:color="000000"/>
-                <w:right w:val="none" w:sz="0" w:space="0" w:color="000000"/>
-              </w:pBdr>
-              <w:spacing w:after="100" w:before="100" w:line="240"/>
-              <w:ind w:left="100" w:right="100" w:firstLine="0" w:firstLineChars="0"/>
-              <w:rPr>
-                <w:rFonts w:ascii="Arial" w:hAnsi="Arial" w:eastAsia="Arial" w:cs="Arial"/>
-                <w:i w:val="false"/>
-                <w:b w:val="false"/>
-                <w:u w:val="none"/>
-                <w:strike w:val="false"/>
-                <w:sz w:val="22"/>
-                <w:szCs w:val="22"/>
-                <w:color w:val="000000"/>
-              </w:rPr>
-            </w:pPr>
-            <w:r>
-              <w:rPr>
-                <w:rFonts w:ascii="Arial" w:hAnsi="Arial" w:eastAsia="Arial" w:cs="Arial"/>
-                <w:i w:val="false"/>
-                <w:b w:val="false"/>
-                <w:u w:val="none"/>
-                <w:strike w:val="false"/>
-                <w:sz w:val="22"/>
-                <w:szCs w:val="22"/>
-                <w:color w:val="000000"/>
-              </w:rPr>
-              <w:t xml:space="preserve">0.0678</w:t>
-            </w:r>
-          </w:p>
-        </w:tc>
-        <w:tc>
-          <w:tcPr>
-            <w:tcBorders>
-              <w:bottom w:val="none" w:sz="0" w:space="0" w:color="000000"/>
-              <w:top w:val="none" w:sz="0" w:space="0" w:color="000000"/>
-              <w:left w:val="none" w:sz="0" w:space="0" w:color="000000"/>
-              <w:right w:val="none" w:sz="0" w:space="0" w:color="000000"/>
-            </w:tcBorders>
-            <w:shd w:val="clear" w:color="auto" w:fill="FFFFFF"/>
-            <w:tcMar>
-              <w:top w:w="0" w:type="dxa"/>
-              <w:bottom w:w="0" w:type="dxa"/>
-              <w:left w:w="0" w:type="dxa"/>
-              <w:right w:w="0" w:type="dxa"/>
-            </w:tcMar>
-            <w:vAlign w:val="center"/>
-          </w:tcPr>
-          <w:p>
-            <w:pPr>
-              <w:jc w:val="right"/>
-              <w:pBdr>
-                <w:bottom w:val="none" w:sz="0" w:space="0" w:color="000000"/>
-                <w:top w:val="none" w:sz="0" w:space="0" w:color="000000"/>
-                <w:left w:val="none" w:sz="0" w:space="0" w:color="000000"/>
-                <w:right w:val="none" w:sz="0" w:space="0" w:color="000000"/>
-              </w:pBdr>
-              <w:spacing w:after="100" w:before="100" w:line="240"/>
-              <w:ind w:left="100" w:right="100" w:firstLine="0" w:firstLineChars="0"/>
-              <w:rPr>
-                <w:rFonts w:ascii="Arial" w:hAnsi="Arial" w:eastAsia="Arial" w:cs="Arial"/>
-                <w:i w:val="false"/>
-                <w:b w:val="false"/>
-                <w:u w:val="none"/>
-                <w:strike w:val="false"/>
-                <w:sz w:val="22"/>
-                <w:szCs w:val="22"/>
-                <w:color w:val="000000"/>
-              </w:rPr>
-            </w:pPr>
-            <w:r>
-              <w:rPr>
-                <w:rFonts w:ascii="Arial" w:hAnsi="Arial" w:eastAsia="Arial" w:cs="Arial"/>
-                <w:i w:val="false"/>
-                <w:b w:val="false"/>
-                <w:u w:val="none"/>
-                <w:strike w:val="false"/>
-                <w:sz w:val="22"/>
-                <w:szCs w:val="22"/>
-                <w:color w:val="000000"/>
-              </w:rPr>
-              <w:t xml:space="preserve">0.4613</w:t>
+              <w:t xml:space="preserve">0.0286</w:t>
+            </w:r>
+          </w:p>
+        </w:tc>
+        <w:tc>
+          <w:tcPr>
+            <w:tcBorders>
+              <w:bottom w:val="none" w:sz="0" w:space="0" w:color="000000"/>
+              <w:top w:val="none" w:sz="0" w:space="0" w:color="000000"/>
+              <w:left w:val="none" w:sz="0" w:space="0" w:color="000000"/>
+              <w:right w:val="none" w:sz="0" w:space="0" w:color="000000"/>
+            </w:tcBorders>
+            <w:shd w:val="clear" w:color="auto" w:fill="FFFFFF"/>
+            <w:tcMar>
+              <w:top w:w="0" w:type="dxa"/>
+              <w:bottom w:w="0" w:type="dxa"/>
+              <w:left w:w="0" w:type="dxa"/>
+              <w:right w:w="0" w:type="dxa"/>
+            </w:tcMar>
+            <w:vAlign w:val="center"/>
+          </w:tcPr>
+          <w:p>
+            <w:pPr>
+              <w:jc w:val="right"/>
+              <w:pBdr>
+                <w:bottom w:val="none" w:sz="0" w:space="0" w:color="000000"/>
+                <w:top w:val="none" w:sz="0" w:space="0" w:color="000000"/>
+                <w:left w:val="none" w:sz="0" w:space="0" w:color="000000"/>
+                <w:right w:val="none" w:sz="0" w:space="0" w:color="000000"/>
+              </w:pBdr>
+              <w:spacing w:after="100" w:before="100" w:line="240"/>
+              <w:ind w:left="100" w:right="100" w:firstLine="0" w:firstLineChars="0"/>
+              <w:rPr>
+                <w:rFonts w:ascii="Arial" w:hAnsi="Arial" w:eastAsia="Arial" w:cs="Arial"/>
+                <w:i w:val="false"/>
+                <w:b w:val="false"/>
+                <w:u w:val="none"/>
+                <w:strike w:val="false"/>
+                <w:sz w:val="22"/>
+                <w:szCs w:val="22"/>
+                <w:color w:val="000000"/>
+              </w:rPr>
+            </w:pPr>
+            <w:r>
+              <w:rPr>
+                <w:rFonts w:ascii="Arial" w:hAnsi="Arial" w:eastAsia="Arial" w:cs="Arial"/>
+                <w:i w:val="false"/>
+                <w:b w:val="false"/>
+                <w:u w:val="none"/>
+                <w:strike w:val="false"/>
+                <w:sz w:val="22"/>
+                <w:szCs w:val="22"/>
+                <w:color w:val="000000"/>
+              </w:rPr>
+              <w:t xml:space="preserve">-0.0170</w:t>
+            </w:r>
+          </w:p>
+        </w:tc>
+        <w:tc>
+          <w:tcPr>
+            <w:tcBorders>
+              <w:bottom w:val="none" w:sz="0" w:space="0" w:color="000000"/>
+              <w:top w:val="none" w:sz="0" w:space="0" w:color="000000"/>
+              <w:left w:val="none" w:sz="0" w:space="0" w:color="000000"/>
+              <w:right w:val="none" w:sz="0" w:space="0" w:color="000000"/>
+            </w:tcBorders>
+            <w:shd w:val="clear" w:color="auto" w:fill="FFFFFF"/>
+            <w:tcMar>
+              <w:top w:w="0" w:type="dxa"/>
+              <w:bottom w:w="0" w:type="dxa"/>
+              <w:left w:w="0" w:type="dxa"/>
+              <w:right w:w="0" w:type="dxa"/>
+            </w:tcMar>
+            <w:vAlign w:val="center"/>
+          </w:tcPr>
+          <w:p>
+            <w:pPr>
+              <w:jc w:val="right"/>
+              <w:pBdr>
+                <w:bottom w:val="none" w:sz="0" w:space="0" w:color="000000"/>
+                <w:top w:val="none" w:sz="0" w:space="0" w:color="000000"/>
+                <w:left w:val="none" w:sz="0" w:space="0" w:color="000000"/>
+                <w:right w:val="none" w:sz="0" w:space="0" w:color="000000"/>
+              </w:pBdr>
+              <w:spacing w:after="100" w:before="100" w:line="240"/>
+              <w:ind w:left="100" w:right="100" w:firstLine="0" w:firstLineChars="0"/>
+              <w:rPr>
+                <w:rFonts w:ascii="Arial" w:hAnsi="Arial" w:eastAsia="Arial" w:cs="Arial"/>
+                <w:i w:val="false"/>
+                <w:b w:val="false"/>
+                <w:u w:val="none"/>
+                <w:strike w:val="false"/>
+                <w:sz w:val="22"/>
+                <w:szCs w:val="22"/>
+                <w:color w:val="000000"/>
+              </w:rPr>
+            </w:pPr>
+            <w:r>
+              <w:rPr>
+                <w:rFonts w:ascii="Arial" w:hAnsi="Arial" w:eastAsia="Arial" w:cs="Arial"/>
+                <w:i w:val="false"/>
+                <w:b w:val="false"/>
+                <w:u w:val="none"/>
+                <w:strike w:val="false"/>
+                <w:sz w:val="22"/>
+                <w:szCs w:val="22"/>
+                <w:color w:val="000000"/>
+              </w:rPr>
+              <w:t xml:space="preserve">0.0742</w:t>
+            </w:r>
+          </w:p>
+        </w:tc>
+        <w:tc>
+          <w:tcPr>
+            <w:tcBorders>
+              <w:bottom w:val="none" w:sz="0" w:space="0" w:color="000000"/>
+              <w:top w:val="none" w:sz="0" w:space="0" w:color="000000"/>
+              <w:left w:val="none" w:sz="0" w:space="0" w:color="000000"/>
+              <w:right w:val="none" w:sz="0" w:space="0" w:color="000000"/>
+            </w:tcBorders>
+            <w:shd w:val="clear" w:color="auto" w:fill="FFFFFF"/>
+            <w:tcMar>
+              <w:top w:w="0" w:type="dxa"/>
+              <w:bottom w:w="0" w:type="dxa"/>
+              <w:left w:w="0" w:type="dxa"/>
+              <w:right w:w="0" w:type="dxa"/>
+            </w:tcMar>
+            <w:vAlign w:val="center"/>
+          </w:tcPr>
+          <w:p>
+            <w:pPr>
+              <w:jc w:val="right"/>
+              <w:pBdr>
+                <w:bottom w:val="none" w:sz="0" w:space="0" w:color="000000"/>
+                <w:top w:val="none" w:sz="0" w:space="0" w:color="000000"/>
+                <w:left w:val="none" w:sz="0" w:space="0" w:color="000000"/>
+                <w:right w:val="none" w:sz="0" w:space="0" w:color="000000"/>
+              </w:pBdr>
+              <w:spacing w:after="100" w:before="100" w:line="240"/>
+              <w:ind w:left="100" w:right="100" w:firstLine="0" w:firstLineChars="0"/>
+              <w:rPr>
+                <w:rFonts w:ascii="Arial" w:hAnsi="Arial" w:eastAsia="Arial" w:cs="Arial"/>
+                <w:i w:val="false"/>
+                <w:b w:val="false"/>
+                <w:u w:val="none"/>
+                <w:strike w:val="false"/>
+                <w:sz w:val="22"/>
+                <w:szCs w:val="22"/>
+                <w:color w:val="000000"/>
+              </w:rPr>
+            </w:pPr>
+            <w:r>
+              <w:rPr>
+                <w:rFonts w:ascii="Arial" w:hAnsi="Arial" w:eastAsia="Arial" w:cs="Arial"/>
+                <w:i w:val="false"/>
+                <w:b w:val="false"/>
+                <w:u w:val="none"/>
+                <w:strike w:val="false"/>
+                <w:sz w:val="22"/>
+                <w:szCs w:val="22"/>
+                <w:color w:val="000000"/>
+              </w:rPr>
+              <w:t xml:space="preserve">0.3036</w:t>
             </w:r>
           </w:p>
         </w:tc>
@@ -4185,169 +4185,169 @@
                 <w:szCs w:val="22"/>
                 <w:color w:val="000000"/>
               </w:rPr>
-              <w:t xml:space="preserve">-0.0319</w:t>
-            </w:r>
-          </w:p>
-        </w:tc>
-        <w:tc>
-          <w:tcPr>
-            <w:tcBorders>
-              <w:bottom w:val="none" w:sz="0" w:space="0" w:color="000000"/>
-              <w:top w:val="none" w:sz="0" w:space="0" w:color="000000"/>
-              <w:left w:val="none" w:sz="0" w:space="0" w:color="000000"/>
-              <w:right w:val="none" w:sz="0" w:space="0" w:color="000000"/>
-            </w:tcBorders>
-            <w:shd w:val="clear" w:color="auto" w:fill="FFFFFF"/>
-            <w:tcMar>
-              <w:top w:w="0" w:type="dxa"/>
-              <w:bottom w:w="0" w:type="dxa"/>
-              <w:left w:w="0" w:type="dxa"/>
-              <w:right w:w="0" w:type="dxa"/>
-            </w:tcMar>
-            <w:vAlign w:val="center"/>
-          </w:tcPr>
-          <w:p>
-            <w:pPr>
-              <w:jc w:val="right"/>
-              <w:pBdr>
-                <w:bottom w:val="none" w:sz="0" w:space="0" w:color="000000"/>
-                <w:top w:val="none" w:sz="0" w:space="0" w:color="000000"/>
-                <w:left w:val="none" w:sz="0" w:space="0" w:color="000000"/>
-                <w:right w:val="none" w:sz="0" w:space="0" w:color="000000"/>
-              </w:pBdr>
-              <w:spacing w:after="100" w:before="100" w:line="240"/>
-              <w:ind w:left="100" w:right="100" w:firstLine="0" w:firstLineChars="0"/>
-              <w:rPr>
-                <w:rFonts w:ascii="Arial" w:hAnsi="Arial" w:eastAsia="Arial" w:cs="Arial"/>
-                <w:i w:val="false"/>
-                <w:b w:val="false"/>
-                <w:u w:val="none"/>
-                <w:strike w:val="false"/>
-                <w:sz w:val="22"/>
-                <w:szCs w:val="22"/>
-                <w:color w:val="000000"/>
-              </w:rPr>
-            </w:pPr>
-            <w:r>
-              <w:rPr>
-                <w:rFonts w:ascii="Arial" w:hAnsi="Arial" w:eastAsia="Arial" w:cs="Arial"/>
-                <w:i w:val="false"/>
-                <w:b w:val="false"/>
-                <w:u w:val="none"/>
-                <w:strike w:val="false"/>
-                <w:sz w:val="22"/>
-                <w:szCs w:val="22"/>
-                <w:color w:val="000000"/>
-              </w:rPr>
-              <w:t xml:space="preserve">-0.0747</w:t>
-            </w:r>
-          </w:p>
-        </w:tc>
-        <w:tc>
-          <w:tcPr>
-            <w:tcBorders>
-              <w:bottom w:val="none" w:sz="0" w:space="0" w:color="000000"/>
-              <w:top w:val="none" w:sz="0" w:space="0" w:color="000000"/>
-              <w:left w:val="none" w:sz="0" w:space="0" w:color="000000"/>
-              <w:right w:val="none" w:sz="0" w:space="0" w:color="000000"/>
-            </w:tcBorders>
-            <w:shd w:val="clear" w:color="auto" w:fill="FFFFFF"/>
-            <w:tcMar>
-              <w:top w:w="0" w:type="dxa"/>
-              <w:bottom w:w="0" w:type="dxa"/>
-              <w:left w:w="0" w:type="dxa"/>
-              <w:right w:w="0" w:type="dxa"/>
-            </w:tcMar>
-            <w:vAlign w:val="center"/>
-          </w:tcPr>
-          <w:p>
-            <w:pPr>
-              <w:jc w:val="right"/>
-              <w:pBdr>
-                <w:bottom w:val="none" w:sz="0" w:space="0" w:color="000000"/>
-                <w:top w:val="none" w:sz="0" w:space="0" w:color="000000"/>
-                <w:left w:val="none" w:sz="0" w:space="0" w:color="000000"/>
-                <w:right w:val="none" w:sz="0" w:space="0" w:color="000000"/>
-              </w:pBdr>
-              <w:spacing w:after="100" w:before="100" w:line="240"/>
-              <w:ind w:left="100" w:right="100" w:firstLine="0" w:firstLineChars="0"/>
-              <w:rPr>
-                <w:rFonts w:ascii="Arial" w:hAnsi="Arial" w:eastAsia="Arial" w:cs="Arial"/>
-                <w:i w:val="false"/>
-                <w:b w:val="false"/>
-                <w:u w:val="none"/>
-                <w:strike w:val="false"/>
-                <w:sz w:val="22"/>
-                <w:szCs w:val="22"/>
-                <w:color w:val="000000"/>
-              </w:rPr>
-            </w:pPr>
-            <w:r>
-              <w:rPr>
-                <w:rFonts w:ascii="Arial" w:hAnsi="Arial" w:eastAsia="Arial" w:cs="Arial"/>
-                <w:i w:val="false"/>
-                <w:b w:val="false"/>
-                <w:u w:val="none"/>
-                <w:strike w:val="false"/>
-                <w:sz w:val="22"/>
-                <w:szCs w:val="22"/>
-                <w:color w:val="000000"/>
-              </w:rPr>
-              <w:t xml:space="preserve">0.0110</w:t>
-            </w:r>
-          </w:p>
-        </w:tc>
-        <w:tc>
-          <w:tcPr>
-            <w:tcBorders>
-              <w:bottom w:val="none" w:sz="0" w:space="0" w:color="000000"/>
-              <w:top w:val="none" w:sz="0" w:space="0" w:color="000000"/>
-              <w:left w:val="none" w:sz="0" w:space="0" w:color="000000"/>
-              <w:right w:val="none" w:sz="0" w:space="0" w:color="000000"/>
-            </w:tcBorders>
-            <w:shd w:val="clear" w:color="auto" w:fill="FFFFFF"/>
-            <w:tcMar>
-              <w:top w:w="0" w:type="dxa"/>
-              <w:bottom w:w="0" w:type="dxa"/>
-              <w:left w:w="0" w:type="dxa"/>
-              <w:right w:w="0" w:type="dxa"/>
-            </w:tcMar>
-            <w:vAlign w:val="center"/>
-          </w:tcPr>
-          <w:p>
-            <w:pPr>
-              <w:jc w:val="right"/>
-              <w:pBdr>
-                <w:bottom w:val="none" w:sz="0" w:space="0" w:color="000000"/>
-                <w:top w:val="none" w:sz="0" w:space="0" w:color="000000"/>
-                <w:left w:val="none" w:sz="0" w:space="0" w:color="000000"/>
-                <w:right w:val="none" w:sz="0" w:space="0" w:color="000000"/>
-              </w:pBdr>
-              <w:spacing w:after="100" w:before="100" w:line="240"/>
-              <w:ind w:left="100" w:right="100" w:firstLine="0" w:firstLineChars="0"/>
-              <w:rPr>
-                <w:rFonts w:ascii="Arial" w:hAnsi="Arial" w:eastAsia="Arial" w:cs="Arial"/>
-                <w:i w:val="false"/>
-                <w:b w:val="false"/>
-                <w:u w:val="none"/>
-                <w:strike w:val="false"/>
-                <w:sz w:val="22"/>
-                <w:szCs w:val="22"/>
-                <w:color w:val="000000"/>
-              </w:rPr>
-            </w:pPr>
-            <w:r>
-              <w:rPr>
-                <w:rFonts w:ascii="Arial" w:hAnsi="Arial" w:eastAsia="Arial" w:cs="Arial"/>
-                <w:i w:val="false"/>
-                <w:b w:val="false"/>
-                <w:u w:val="none"/>
-                <w:strike w:val="false"/>
-                <w:sz w:val="22"/>
-                <w:szCs w:val="22"/>
-                <w:color w:val="000000"/>
-              </w:rPr>
-              <w:t xml:space="preserve">0.1892</w:t>
+              <w:t xml:space="preserve">-0.0372</w:t>
+            </w:r>
+          </w:p>
+        </w:tc>
+        <w:tc>
+          <w:tcPr>
+            <w:tcBorders>
+              <w:bottom w:val="none" w:sz="0" w:space="0" w:color="000000"/>
+              <w:top w:val="none" w:sz="0" w:space="0" w:color="000000"/>
+              <w:left w:val="none" w:sz="0" w:space="0" w:color="000000"/>
+              <w:right w:val="none" w:sz="0" w:space="0" w:color="000000"/>
+            </w:tcBorders>
+            <w:shd w:val="clear" w:color="auto" w:fill="FFFFFF"/>
+            <w:tcMar>
+              <w:top w:w="0" w:type="dxa"/>
+              <w:bottom w:w="0" w:type="dxa"/>
+              <w:left w:w="0" w:type="dxa"/>
+              <w:right w:w="0" w:type="dxa"/>
+            </w:tcMar>
+            <w:vAlign w:val="center"/>
+          </w:tcPr>
+          <w:p>
+            <w:pPr>
+              <w:jc w:val="right"/>
+              <w:pBdr>
+                <w:bottom w:val="none" w:sz="0" w:space="0" w:color="000000"/>
+                <w:top w:val="none" w:sz="0" w:space="0" w:color="000000"/>
+                <w:left w:val="none" w:sz="0" w:space="0" w:color="000000"/>
+                <w:right w:val="none" w:sz="0" w:space="0" w:color="000000"/>
+              </w:pBdr>
+              <w:spacing w:after="100" w:before="100" w:line="240"/>
+              <w:ind w:left="100" w:right="100" w:firstLine="0" w:firstLineChars="0"/>
+              <w:rPr>
+                <w:rFonts w:ascii="Arial" w:hAnsi="Arial" w:eastAsia="Arial" w:cs="Arial"/>
+                <w:i w:val="false"/>
+                <w:b w:val="false"/>
+                <w:u w:val="none"/>
+                <w:strike w:val="false"/>
+                <w:sz w:val="22"/>
+                <w:szCs w:val="22"/>
+                <w:color w:val="000000"/>
+              </w:rPr>
+            </w:pPr>
+            <w:r>
+              <w:rPr>
+                <w:rFonts w:ascii="Arial" w:hAnsi="Arial" w:eastAsia="Arial" w:cs="Arial"/>
+                <w:i w:val="false"/>
+                <w:b w:val="false"/>
+                <w:u w:val="none"/>
+                <w:strike w:val="false"/>
+                <w:sz w:val="22"/>
+                <w:szCs w:val="22"/>
+                <w:color w:val="000000"/>
+              </w:rPr>
+              <w:t xml:space="preserve">-0.0805</w:t>
+            </w:r>
+          </w:p>
+        </w:tc>
+        <w:tc>
+          <w:tcPr>
+            <w:tcBorders>
+              <w:bottom w:val="none" w:sz="0" w:space="0" w:color="000000"/>
+              <w:top w:val="none" w:sz="0" w:space="0" w:color="000000"/>
+              <w:left w:val="none" w:sz="0" w:space="0" w:color="000000"/>
+              <w:right w:val="none" w:sz="0" w:space="0" w:color="000000"/>
+            </w:tcBorders>
+            <w:shd w:val="clear" w:color="auto" w:fill="FFFFFF"/>
+            <w:tcMar>
+              <w:top w:w="0" w:type="dxa"/>
+              <w:bottom w:w="0" w:type="dxa"/>
+              <w:left w:w="0" w:type="dxa"/>
+              <w:right w:w="0" w:type="dxa"/>
+            </w:tcMar>
+            <w:vAlign w:val="center"/>
+          </w:tcPr>
+          <w:p>
+            <w:pPr>
+              <w:jc w:val="right"/>
+              <w:pBdr>
+                <w:bottom w:val="none" w:sz="0" w:space="0" w:color="000000"/>
+                <w:top w:val="none" w:sz="0" w:space="0" w:color="000000"/>
+                <w:left w:val="none" w:sz="0" w:space="0" w:color="000000"/>
+                <w:right w:val="none" w:sz="0" w:space="0" w:color="000000"/>
+              </w:pBdr>
+              <w:spacing w:after="100" w:before="100" w:line="240"/>
+              <w:ind w:left="100" w:right="100" w:firstLine="0" w:firstLineChars="0"/>
+              <w:rPr>
+                <w:rFonts w:ascii="Arial" w:hAnsi="Arial" w:eastAsia="Arial" w:cs="Arial"/>
+                <w:i w:val="false"/>
+                <w:b w:val="false"/>
+                <w:u w:val="none"/>
+                <w:strike w:val="false"/>
+                <w:sz w:val="22"/>
+                <w:szCs w:val="22"/>
+                <w:color w:val="000000"/>
+              </w:rPr>
+            </w:pPr>
+            <w:r>
+              <w:rPr>
+                <w:rFonts w:ascii="Arial" w:hAnsi="Arial" w:eastAsia="Arial" w:cs="Arial"/>
+                <w:i w:val="false"/>
+                <w:b w:val="false"/>
+                <w:u w:val="none"/>
+                <w:strike w:val="false"/>
+                <w:sz w:val="22"/>
+                <w:szCs w:val="22"/>
+                <w:color w:val="000000"/>
+              </w:rPr>
+              <w:t xml:space="preserve">0.0060</w:t>
+            </w:r>
+          </w:p>
+        </w:tc>
+        <w:tc>
+          <w:tcPr>
+            <w:tcBorders>
+              <w:bottom w:val="none" w:sz="0" w:space="0" w:color="000000"/>
+              <w:top w:val="none" w:sz="0" w:space="0" w:color="000000"/>
+              <w:left w:val="none" w:sz="0" w:space="0" w:color="000000"/>
+              <w:right w:val="none" w:sz="0" w:space="0" w:color="000000"/>
+            </w:tcBorders>
+            <w:shd w:val="clear" w:color="auto" w:fill="FFFFFF"/>
+            <w:tcMar>
+              <w:top w:w="0" w:type="dxa"/>
+              <w:bottom w:w="0" w:type="dxa"/>
+              <w:left w:w="0" w:type="dxa"/>
+              <w:right w:w="0" w:type="dxa"/>
+            </w:tcMar>
+            <w:vAlign w:val="center"/>
+          </w:tcPr>
+          <w:p>
+            <w:pPr>
+              <w:jc w:val="right"/>
+              <w:pBdr>
+                <w:bottom w:val="none" w:sz="0" w:space="0" w:color="000000"/>
+                <w:top w:val="none" w:sz="0" w:space="0" w:color="000000"/>
+                <w:left w:val="none" w:sz="0" w:space="0" w:color="000000"/>
+                <w:right w:val="none" w:sz="0" w:space="0" w:color="000000"/>
+              </w:pBdr>
+              <w:spacing w:after="100" w:before="100" w:line="240"/>
+              <w:ind w:left="100" w:right="100" w:firstLine="0" w:firstLineChars="0"/>
+              <w:rPr>
+                <w:rFonts w:ascii="Arial" w:hAnsi="Arial" w:eastAsia="Arial" w:cs="Arial"/>
+                <w:i w:val="false"/>
+                <w:b w:val="false"/>
+                <w:u w:val="none"/>
+                <w:strike w:val="false"/>
+                <w:sz w:val="22"/>
+                <w:szCs w:val="22"/>
+                <w:color w:val="000000"/>
+              </w:rPr>
+            </w:pPr>
+            <w:r>
+              <w:rPr>
+                <w:rFonts w:ascii="Arial" w:hAnsi="Arial" w:eastAsia="Arial" w:cs="Arial"/>
+                <w:i w:val="false"/>
+                <w:b w:val="false"/>
+                <w:u w:val="none"/>
+                <w:strike w:val="false"/>
+                <w:sz w:val="22"/>
+                <w:szCs w:val="22"/>
+                <w:color w:val="000000"/>
+              </w:rPr>
+              <w:t xml:space="preserve">0.1081</w:t>
             </w:r>
           </w:p>
         </w:tc>
@@ -4516,169 +4516,169 @@
                 <w:szCs w:val="22"/>
                 <w:color w:val="000000"/>
               </w:rPr>
-              <w:t xml:space="preserve">-0.0569</w:t>
-            </w:r>
-          </w:p>
-        </w:tc>
-        <w:tc>
-          <w:tcPr>
-            <w:tcBorders>
-              <w:bottom w:val="none" w:sz="0" w:space="0" w:color="000000"/>
-              <w:top w:val="none" w:sz="0" w:space="0" w:color="000000"/>
-              <w:left w:val="none" w:sz="0" w:space="0" w:color="000000"/>
-              <w:right w:val="none" w:sz="0" w:space="0" w:color="000000"/>
-            </w:tcBorders>
-            <w:shd w:val="clear" w:color="auto" w:fill="FFFFFF"/>
-            <w:tcMar>
-              <w:top w:w="0" w:type="dxa"/>
-              <w:bottom w:w="0" w:type="dxa"/>
-              <w:left w:w="0" w:type="dxa"/>
-              <w:right w:w="0" w:type="dxa"/>
-            </w:tcMar>
-            <w:vAlign w:val="center"/>
-          </w:tcPr>
-          <w:p>
-            <w:pPr>
-              <w:jc w:val="right"/>
-              <w:pBdr>
-                <w:bottom w:val="none" w:sz="0" w:space="0" w:color="000000"/>
-                <w:top w:val="none" w:sz="0" w:space="0" w:color="000000"/>
-                <w:left w:val="none" w:sz="0" w:space="0" w:color="000000"/>
-                <w:right w:val="none" w:sz="0" w:space="0" w:color="000000"/>
-              </w:pBdr>
-              <w:spacing w:after="100" w:before="100" w:line="240"/>
-              <w:ind w:left="100" w:right="100" w:firstLine="0" w:firstLineChars="0"/>
-              <w:rPr>
-                <w:rFonts w:ascii="Arial" w:hAnsi="Arial" w:eastAsia="Arial" w:cs="Arial"/>
-                <w:i w:val="false"/>
-                <w:b w:val="false"/>
-                <w:u w:val="none"/>
-                <w:strike w:val="false"/>
-                <w:sz w:val="22"/>
-                <w:szCs w:val="22"/>
-                <w:color w:val="000000"/>
-              </w:rPr>
-            </w:pPr>
-            <w:r>
-              <w:rPr>
-                <w:rFonts w:ascii="Arial" w:hAnsi="Arial" w:eastAsia="Arial" w:cs="Arial"/>
-                <w:i w:val="false"/>
-                <w:b w:val="false"/>
-                <w:u w:val="none"/>
-                <w:strike w:val="false"/>
-                <w:sz w:val="22"/>
-                <w:szCs w:val="22"/>
-                <w:color w:val="000000"/>
-              </w:rPr>
-              <w:t xml:space="preserve">-0.1018</w:t>
-            </w:r>
-          </w:p>
-        </w:tc>
-        <w:tc>
-          <w:tcPr>
-            <w:tcBorders>
-              <w:bottom w:val="none" w:sz="0" w:space="0" w:color="000000"/>
-              <w:top w:val="none" w:sz="0" w:space="0" w:color="000000"/>
-              <w:left w:val="none" w:sz="0" w:space="0" w:color="000000"/>
-              <w:right w:val="none" w:sz="0" w:space="0" w:color="000000"/>
-            </w:tcBorders>
-            <w:shd w:val="clear" w:color="auto" w:fill="FFFFFF"/>
-            <w:tcMar>
-              <w:top w:w="0" w:type="dxa"/>
-              <w:bottom w:w="0" w:type="dxa"/>
-              <w:left w:w="0" w:type="dxa"/>
-              <w:right w:w="0" w:type="dxa"/>
-            </w:tcMar>
-            <w:vAlign w:val="center"/>
-          </w:tcPr>
-          <w:p>
-            <w:pPr>
-              <w:jc w:val="right"/>
-              <w:pBdr>
-                <w:bottom w:val="none" w:sz="0" w:space="0" w:color="000000"/>
-                <w:top w:val="none" w:sz="0" w:space="0" w:color="000000"/>
-                <w:left w:val="none" w:sz="0" w:space="0" w:color="000000"/>
-                <w:right w:val="none" w:sz="0" w:space="0" w:color="000000"/>
-              </w:pBdr>
-              <w:spacing w:after="100" w:before="100" w:line="240"/>
-              <w:ind w:left="100" w:right="100" w:firstLine="0" w:firstLineChars="0"/>
-              <w:rPr>
-                <w:rFonts w:ascii="Arial" w:hAnsi="Arial" w:eastAsia="Arial" w:cs="Arial"/>
-                <w:i w:val="false"/>
-                <w:b w:val="false"/>
-                <w:u w:val="none"/>
-                <w:strike w:val="false"/>
-                <w:sz w:val="22"/>
-                <w:szCs w:val="22"/>
-                <w:color w:val="000000"/>
-              </w:rPr>
-            </w:pPr>
-            <w:r>
-              <w:rPr>
-                <w:rFonts w:ascii="Arial" w:hAnsi="Arial" w:eastAsia="Arial" w:cs="Arial"/>
-                <w:i w:val="false"/>
-                <w:b w:val="false"/>
-                <w:u w:val="none"/>
-                <w:strike w:val="false"/>
-                <w:sz w:val="22"/>
-                <w:szCs w:val="22"/>
-                <w:color w:val="000000"/>
-              </w:rPr>
-              <w:t xml:space="preserve">-0.0120</w:t>
-            </w:r>
-          </w:p>
-        </w:tc>
-        <w:tc>
-          <w:tcPr>
-            <w:tcBorders>
-              <w:bottom w:val="none" w:sz="0" w:space="0" w:color="000000"/>
-              <w:top w:val="none" w:sz="0" w:space="0" w:color="000000"/>
-              <w:left w:val="none" w:sz="0" w:space="0" w:color="000000"/>
-              <w:right w:val="none" w:sz="0" w:space="0" w:color="000000"/>
-            </w:tcBorders>
-            <w:shd w:val="clear" w:color="auto" w:fill="FFFFFF"/>
-            <w:tcMar>
-              <w:top w:w="0" w:type="dxa"/>
-              <w:bottom w:w="0" w:type="dxa"/>
-              <w:left w:w="0" w:type="dxa"/>
-              <w:right w:w="0" w:type="dxa"/>
-            </w:tcMar>
-            <w:vAlign w:val="center"/>
-          </w:tcPr>
-          <w:p>
-            <w:pPr>
-              <w:jc w:val="right"/>
-              <w:pBdr>
-                <w:bottom w:val="none" w:sz="0" w:space="0" w:color="000000"/>
-                <w:top w:val="none" w:sz="0" w:space="0" w:color="000000"/>
-                <w:left w:val="none" w:sz="0" w:space="0" w:color="000000"/>
-                <w:right w:val="none" w:sz="0" w:space="0" w:color="000000"/>
-              </w:pBdr>
-              <w:spacing w:after="100" w:before="100" w:line="240"/>
-              <w:ind w:left="100" w:right="100" w:firstLine="0" w:firstLineChars="0"/>
-              <w:rPr>
-                <w:rFonts w:ascii="Arial" w:hAnsi="Arial" w:eastAsia="Arial" w:cs="Arial"/>
-                <w:i w:val="false"/>
-                <w:b w:val="false"/>
-                <w:u w:val="none"/>
-                <w:strike w:val="false"/>
-                <w:sz w:val="22"/>
-                <w:szCs w:val="22"/>
-                <w:color w:val="000000"/>
-              </w:rPr>
-            </w:pPr>
-            <w:r>
-              <w:rPr>
-                <w:rFonts w:ascii="Arial" w:hAnsi="Arial" w:eastAsia="Arial" w:cs="Arial"/>
-                <w:i w:val="false"/>
-                <w:b w:val="false"/>
-                <w:u w:val="none"/>
-                <w:strike w:val="false"/>
-                <w:sz w:val="22"/>
-                <w:szCs w:val="22"/>
-                <w:color w:val="000000"/>
-              </w:rPr>
-              <w:t xml:space="preserve">0.0084</w:t>
+              <w:t xml:space="preserve">-0.0646</w:t>
+            </w:r>
+          </w:p>
+        </w:tc>
+        <w:tc>
+          <w:tcPr>
+            <w:tcBorders>
+              <w:bottom w:val="none" w:sz="0" w:space="0" w:color="000000"/>
+              <w:top w:val="none" w:sz="0" w:space="0" w:color="000000"/>
+              <w:left w:val="none" w:sz="0" w:space="0" w:color="000000"/>
+              <w:right w:val="none" w:sz="0" w:space="0" w:color="000000"/>
+            </w:tcBorders>
+            <w:shd w:val="clear" w:color="auto" w:fill="FFFFFF"/>
+            <w:tcMar>
+              <w:top w:w="0" w:type="dxa"/>
+              <w:bottom w:w="0" w:type="dxa"/>
+              <w:left w:w="0" w:type="dxa"/>
+              <w:right w:w="0" w:type="dxa"/>
+            </w:tcMar>
+            <w:vAlign w:val="center"/>
+          </w:tcPr>
+          <w:p>
+            <w:pPr>
+              <w:jc w:val="right"/>
+              <w:pBdr>
+                <w:bottom w:val="none" w:sz="0" w:space="0" w:color="000000"/>
+                <w:top w:val="none" w:sz="0" w:space="0" w:color="000000"/>
+                <w:left w:val="none" w:sz="0" w:space="0" w:color="000000"/>
+                <w:right w:val="none" w:sz="0" w:space="0" w:color="000000"/>
+              </w:pBdr>
+              <w:spacing w:after="100" w:before="100" w:line="240"/>
+              <w:ind w:left="100" w:right="100" w:firstLine="0" w:firstLineChars="0"/>
+              <w:rPr>
+                <w:rFonts w:ascii="Arial" w:hAnsi="Arial" w:eastAsia="Arial" w:cs="Arial"/>
+                <w:i w:val="false"/>
+                <w:b w:val="false"/>
+                <w:u w:val="none"/>
+                <w:strike w:val="false"/>
+                <w:sz w:val="22"/>
+                <w:szCs w:val="22"/>
+                <w:color w:val="000000"/>
+              </w:rPr>
+            </w:pPr>
+            <w:r>
+              <w:rPr>
+                <w:rFonts w:ascii="Arial" w:hAnsi="Arial" w:eastAsia="Arial" w:cs="Arial"/>
+                <w:i w:val="false"/>
+                <w:b w:val="false"/>
+                <w:u w:val="none"/>
+                <w:strike w:val="false"/>
+                <w:sz w:val="22"/>
+                <w:szCs w:val="22"/>
+                <w:color w:val="000000"/>
+              </w:rPr>
+              <w:t xml:space="preserve">-0.1099</w:t>
+            </w:r>
+          </w:p>
+        </w:tc>
+        <w:tc>
+          <w:tcPr>
+            <w:tcBorders>
+              <w:bottom w:val="none" w:sz="0" w:space="0" w:color="000000"/>
+              <w:top w:val="none" w:sz="0" w:space="0" w:color="000000"/>
+              <w:left w:val="none" w:sz="0" w:space="0" w:color="000000"/>
+              <w:right w:val="none" w:sz="0" w:space="0" w:color="000000"/>
+            </w:tcBorders>
+            <w:shd w:val="clear" w:color="auto" w:fill="FFFFFF"/>
+            <w:tcMar>
+              <w:top w:w="0" w:type="dxa"/>
+              <w:bottom w:w="0" w:type="dxa"/>
+              <w:left w:w="0" w:type="dxa"/>
+              <w:right w:w="0" w:type="dxa"/>
+            </w:tcMar>
+            <w:vAlign w:val="center"/>
+          </w:tcPr>
+          <w:p>
+            <w:pPr>
+              <w:jc w:val="right"/>
+              <w:pBdr>
+                <w:bottom w:val="none" w:sz="0" w:space="0" w:color="000000"/>
+                <w:top w:val="none" w:sz="0" w:space="0" w:color="000000"/>
+                <w:left w:val="none" w:sz="0" w:space="0" w:color="000000"/>
+                <w:right w:val="none" w:sz="0" w:space="0" w:color="000000"/>
+              </w:pBdr>
+              <w:spacing w:after="100" w:before="100" w:line="240"/>
+              <w:ind w:left="100" w:right="100" w:firstLine="0" w:firstLineChars="0"/>
+              <w:rPr>
+                <w:rFonts w:ascii="Arial" w:hAnsi="Arial" w:eastAsia="Arial" w:cs="Arial"/>
+                <w:i w:val="false"/>
+                <w:b w:val="false"/>
+                <w:u w:val="none"/>
+                <w:strike w:val="false"/>
+                <w:sz w:val="22"/>
+                <w:szCs w:val="22"/>
+                <w:color w:val="000000"/>
+              </w:rPr>
+            </w:pPr>
+            <w:r>
+              <w:rPr>
+                <w:rFonts w:ascii="Arial" w:hAnsi="Arial" w:eastAsia="Arial" w:cs="Arial"/>
+                <w:i w:val="false"/>
+                <w:b w:val="false"/>
+                <w:u w:val="none"/>
+                <w:strike w:val="false"/>
+                <w:sz w:val="22"/>
+                <w:szCs w:val="22"/>
+                <w:color w:val="000000"/>
+              </w:rPr>
+              <w:t xml:space="preserve">-0.0193</w:t>
+            </w:r>
+          </w:p>
+        </w:tc>
+        <w:tc>
+          <w:tcPr>
+            <w:tcBorders>
+              <w:bottom w:val="none" w:sz="0" w:space="0" w:color="000000"/>
+              <w:top w:val="none" w:sz="0" w:space="0" w:color="000000"/>
+              <w:left w:val="none" w:sz="0" w:space="0" w:color="000000"/>
+              <w:right w:val="none" w:sz="0" w:space="0" w:color="000000"/>
+            </w:tcBorders>
+            <w:shd w:val="clear" w:color="auto" w:fill="FFFFFF"/>
+            <w:tcMar>
+              <w:top w:w="0" w:type="dxa"/>
+              <w:bottom w:w="0" w:type="dxa"/>
+              <w:left w:w="0" w:type="dxa"/>
+              <w:right w:w="0" w:type="dxa"/>
+            </w:tcMar>
+            <w:vAlign w:val="center"/>
+          </w:tcPr>
+          <w:p>
+            <w:pPr>
+              <w:jc w:val="right"/>
+              <w:pBdr>
+                <w:bottom w:val="none" w:sz="0" w:space="0" w:color="000000"/>
+                <w:top w:val="none" w:sz="0" w:space="0" w:color="000000"/>
+                <w:left w:val="none" w:sz="0" w:space="0" w:color="000000"/>
+                <w:right w:val="none" w:sz="0" w:space="0" w:color="000000"/>
+              </w:pBdr>
+              <w:spacing w:after="100" w:before="100" w:line="240"/>
+              <w:ind w:left="100" w:right="100" w:firstLine="0" w:firstLineChars="0"/>
+              <w:rPr>
+                <w:rFonts w:ascii="Arial" w:hAnsi="Arial" w:eastAsia="Arial" w:cs="Arial"/>
+                <w:i w:val="false"/>
+                <w:b w:val="false"/>
+                <w:u w:val="none"/>
+                <w:strike w:val="false"/>
+                <w:sz w:val="22"/>
+                <w:szCs w:val="22"/>
+                <w:color w:val="000000"/>
+              </w:rPr>
+            </w:pPr>
+            <w:r>
+              <w:rPr>
+                <w:rFonts w:ascii="Arial" w:hAnsi="Arial" w:eastAsia="Arial" w:cs="Arial"/>
+                <w:i w:val="false"/>
+                <w:b w:val="false"/>
+                <w:u w:val="none"/>
+                <w:strike w:val="false"/>
+                <w:sz w:val="22"/>
+                <w:szCs w:val="22"/>
+                <w:color w:val="000000"/>
+              </w:rPr>
+              <w:t xml:space="preserve">0.0025</w:t>
             </w:r>
           </w:p>
         </w:tc>
@@ -4834,7 +4834,7 @@
                 <w:szCs w:val="22"/>
                 <w:color w:val="000000"/>
               </w:rPr>
-              <w:t xml:space="preserve">-0.0250</w:t>
+              <w:t xml:space="preserve">-0.0274</w:t>
             </w:r>
           </w:p>
         </w:tc>
@@ -4888,7 +4888,7 @@
                 <w:szCs w:val="22"/>
                 <w:color w:val="000000"/>
               </w:rPr>
-              <w:t xml:space="preserve">-0.0740</w:t>
+              <w:t xml:space="preserve">-0.0768</w:t>
             </w:r>
           </w:p>
         </w:tc>
@@ -4942,7 +4942,7 @@
                 <w:szCs w:val="22"/>
                 <w:color w:val="000000"/>
               </w:rPr>
-              <w:t xml:space="preserve">0.0239</w:t>
+              <w:t xml:space="preserve">0.0220</w:t>
             </w:r>
           </w:p>
         </w:tc>
@@ -4996,7 +4996,7 @@
                 <w:szCs w:val="22"/>
                 <w:color w:val="000000"/>
               </w:rPr>
-              <w:t xml:space="preserve">0.4527</w:t>
+              <w:t xml:space="preserve">0.3951</w:t>
             </w:r>
           </w:p>
         </w:tc>
@@ -5637,7 +5637,7 @@
                 <w:szCs w:val="22"/>
                 <w:color w:val="000000"/>
               </w:rPr>
-              <w:t xml:space="preserve">0.0821</w:t>
+              <w:t xml:space="preserve">0.0756</w:t>
             </w:r>
           </w:p>
         </w:tc>
@@ -5691,7 +5691,7 @@
                 <w:szCs w:val="22"/>
                 <w:color w:val="000000"/>
               </w:rPr>
-              <w:t xml:space="preserve">12.41</w:t>
+              <w:t xml:space="preserve">11.44</w:t>
             </w:r>
           </w:p>
         </w:tc>
@@ -5799,7 +5799,7 @@
                 <w:szCs w:val="22"/>
                 <w:color w:val="000000"/>
               </w:rPr>
-              <w:t xml:space="preserve">0.0691</w:t>
+              <w:t xml:space="preserve">0.0626</w:t>
             </w:r>
           </w:p>
         </w:tc>
@@ -5853,7 +5853,7 @@
                 <w:szCs w:val="22"/>
                 <w:color w:val="000000"/>
               </w:rPr>
-              <w:t xml:space="preserve">0.0952</w:t>
+              <w:t xml:space="preserve">0.0886</w:t>
             </w:r>
           </w:p>
         </w:tc>
@@ -6063,61 +6063,61 @@
                 <w:szCs w:val="22"/>
                 <w:color w:val="000000"/>
               </w:rPr>
-              <w:t xml:space="preserve">0.0631</w:t>
-            </w:r>
-          </w:p>
-        </w:tc>
-        <w:tc>
-          <w:tcPr>
-            <w:tcBorders>
-              <w:bottom w:val="none" w:sz="0" w:space="0" w:color="000000"/>
-              <w:top w:val="none" w:sz="0" w:space="0" w:color="000000"/>
-              <w:left w:val="none" w:sz="0" w:space="0" w:color="000000"/>
-              <w:right w:val="none" w:sz="0" w:space="0" w:color="000000"/>
-            </w:tcBorders>
-            <w:shd w:val="clear" w:color="auto" w:fill="FFFFFF"/>
-            <w:tcMar>
-              <w:top w:w="0" w:type="dxa"/>
-              <w:bottom w:w="0" w:type="dxa"/>
-              <w:left w:w="0" w:type="dxa"/>
-              <w:right w:w="0" w:type="dxa"/>
-            </w:tcMar>
-            <w:vAlign w:val="center"/>
-          </w:tcPr>
-          <w:p>
-            <w:pPr>
-              <w:jc w:val="right"/>
-              <w:pBdr>
-                <w:bottom w:val="none" w:sz="0" w:space="0" w:color="000000"/>
-                <w:top w:val="none" w:sz="0" w:space="0" w:color="000000"/>
-                <w:left w:val="none" w:sz="0" w:space="0" w:color="000000"/>
-                <w:right w:val="none" w:sz="0" w:space="0" w:color="000000"/>
-              </w:pBdr>
-              <w:spacing w:after="100" w:before="100" w:line="240"/>
-              <w:ind w:left="100" w:right="100" w:firstLine="0" w:firstLineChars="0"/>
-              <w:rPr>
-                <w:rFonts w:ascii="Arial" w:hAnsi="Arial" w:eastAsia="Arial" w:cs="Arial"/>
-                <w:i w:val="false"/>
-                <w:b w:val="false"/>
-                <w:u w:val="none"/>
-                <w:strike w:val="false"/>
-                <w:sz w:val="22"/>
-                <w:szCs w:val="22"/>
-                <w:color w:val="000000"/>
-              </w:rPr>
-            </w:pPr>
-            <w:r>
-              <w:rPr>
-                <w:rFonts w:ascii="Arial" w:hAnsi="Arial" w:eastAsia="Arial" w:cs="Arial"/>
-                <w:i w:val="false"/>
-                <w:b w:val="false"/>
-                <w:u w:val="none"/>
-                <w:strike w:val="false"/>
-                <w:sz w:val="22"/>
-                <w:szCs w:val="22"/>
-                <w:color w:val="000000"/>
-              </w:rPr>
-              <w:t xml:space="preserve">7.90</w:t>
+              <w:t xml:space="preserve">0.0589</w:t>
+            </w:r>
+          </w:p>
+        </w:tc>
+        <w:tc>
+          <w:tcPr>
+            <w:tcBorders>
+              <w:bottom w:val="none" w:sz="0" w:space="0" w:color="000000"/>
+              <w:top w:val="none" w:sz="0" w:space="0" w:color="000000"/>
+              <w:left w:val="none" w:sz="0" w:space="0" w:color="000000"/>
+              <w:right w:val="none" w:sz="0" w:space="0" w:color="000000"/>
+            </w:tcBorders>
+            <w:shd w:val="clear" w:color="auto" w:fill="FFFFFF"/>
+            <w:tcMar>
+              <w:top w:w="0" w:type="dxa"/>
+              <w:bottom w:w="0" w:type="dxa"/>
+              <w:left w:w="0" w:type="dxa"/>
+              <w:right w:w="0" w:type="dxa"/>
+            </w:tcMar>
+            <w:vAlign w:val="center"/>
+          </w:tcPr>
+          <w:p>
+            <w:pPr>
+              <w:jc w:val="right"/>
+              <w:pBdr>
+                <w:bottom w:val="none" w:sz="0" w:space="0" w:color="000000"/>
+                <w:top w:val="none" w:sz="0" w:space="0" w:color="000000"/>
+                <w:left w:val="none" w:sz="0" w:space="0" w:color="000000"/>
+                <w:right w:val="none" w:sz="0" w:space="0" w:color="000000"/>
+              </w:pBdr>
+              <w:spacing w:after="100" w:before="100" w:line="240"/>
+              <w:ind w:left="100" w:right="100" w:firstLine="0" w:firstLineChars="0"/>
+              <w:rPr>
+                <w:rFonts w:ascii="Arial" w:hAnsi="Arial" w:eastAsia="Arial" w:cs="Arial"/>
+                <w:i w:val="false"/>
+                <w:b w:val="false"/>
+                <w:u w:val="none"/>
+                <w:strike w:val="false"/>
+                <w:sz w:val="22"/>
+                <w:szCs w:val="22"/>
+                <w:color w:val="000000"/>
+              </w:rPr>
+            </w:pPr>
+            <w:r>
+              <w:rPr>
+                <w:rFonts w:ascii="Arial" w:hAnsi="Arial" w:eastAsia="Arial" w:cs="Arial"/>
+                <w:i w:val="false"/>
+                <w:b w:val="false"/>
+                <w:u w:val="none"/>
+                <w:strike w:val="false"/>
+                <w:sz w:val="22"/>
+                <w:szCs w:val="22"/>
+                <w:color w:val="000000"/>
+              </w:rPr>
+              <w:t xml:space="preserve">7.31</w:t>
             </w:r>
           </w:p>
         </w:tc>
@@ -6225,61 +6225,61 @@
                 <w:szCs w:val="22"/>
                 <w:color w:val="000000"/>
               </w:rPr>
-              <w:t xml:space="preserve">0.0473</w:t>
-            </w:r>
-          </w:p>
-        </w:tc>
-        <w:tc>
-          <w:tcPr>
-            <w:tcBorders>
-              <w:bottom w:val="none" w:sz="0" w:space="0" w:color="000000"/>
-              <w:top w:val="none" w:sz="0" w:space="0" w:color="000000"/>
-              <w:left w:val="none" w:sz="0" w:space="0" w:color="000000"/>
-              <w:right w:val="none" w:sz="0" w:space="0" w:color="000000"/>
-            </w:tcBorders>
-            <w:shd w:val="clear" w:color="auto" w:fill="FFFFFF"/>
-            <w:tcMar>
-              <w:top w:w="0" w:type="dxa"/>
-              <w:bottom w:w="0" w:type="dxa"/>
-              <w:left w:w="0" w:type="dxa"/>
-              <w:right w:w="0" w:type="dxa"/>
-            </w:tcMar>
-            <w:vAlign w:val="center"/>
-          </w:tcPr>
-          <w:p>
-            <w:pPr>
-              <w:jc w:val="right"/>
-              <w:pBdr>
-                <w:bottom w:val="none" w:sz="0" w:space="0" w:color="000000"/>
-                <w:top w:val="none" w:sz="0" w:space="0" w:color="000000"/>
-                <w:left w:val="none" w:sz="0" w:space="0" w:color="000000"/>
-                <w:right w:val="none" w:sz="0" w:space="0" w:color="000000"/>
-              </w:pBdr>
-              <w:spacing w:after="100" w:before="100" w:line="240"/>
-              <w:ind w:left="100" w:right="100" w:firstLine="0" w:firstLineChars="0"/>
-              <w:rPr>
-                <w:rFonts w:ascii="Arial" w:hAnsi="Arial" w:eastAsia="Arial" w:cs="Arial"/>
-                <w:i w:val="false"/>
-                <w:b w:val="false"/>
-                <w:u w:val="none"/>
-                <w:strike w:val="false"/>
-                <w:sz w:val="22"/>
-                <w:szCs w:val="22"/>
-                <w:color w:val="000000"/>
-              </w:rPr>
-            </w:pPr>
-            <w:r>
-              <w:rPr>
-                <w:rFonts w:ascii="Arial" w:hAnsi="Arial" w:eastAsia="Arial" w:cs="Arial"/>
-                <w:i w:val="false"/>
-                <w:b w:val="false"/>
-                <w:u w:val="none"/>
-                <w:strike w:val="false"/>
-                <w:sz w:val="22"/>
-                <w:szCs w:val="22"/>
-                <w:color w:val="000000"/>
-              </w:rPr>
-              <w:t xml:space="preserve">0.0788</w:t>
+              <w:t xml:space="preserve">0.0430</w:t>
+            </w:r>
+          </w:p>
+        </w:tc>
+        <w:tc>
+          <w:tcPr>
+            <w:tcBorders>
+              <w:bottom w:val="none" w:sz="0" w:space="0" w:color="000000"/>
+              <w:top w:val="none" w:sz="0" w:space="0" w:color="000000"/>
+              <w:left w:val="none" w:sz="0" w:space="0" w:color="000000"/>
+              <w:right w:val="none" w:sz="0" w:space="0" w:color="000000"/>
+            </w:tcBorders>
+            <w:shd w:val="clear" w:color="auto" w:fill="FFFFFF"/>
+            <w:tcMar>
+              <w:top w:w="0" w:type="dxa"/>
+              <w:bottom w:w="0" w:type="dxa"/>
+              <w:left w:w="0" w:type="dxa"/>
+              <w:right w:w="0" w:type="dxa"/>
+            </w:tcMar>
+            <w:vAlign w:val="center"/>
+          </w:tcPr>
+          <w:p>
+            <w:pPr>
+              <w:jc w:val="right"/>
+              <w:pBdr>
+                <w:bottom w:val="none" w:sz="0" w:space="0" w:color="000000"/>
+                <w:top w:val="none" w:sz="0" w:space="0" w:color="000000"/>
+                <w:left w:val="none" w:sz="0" w:space="0" w:color="000000"/>
+                <w:right w:val="none" w:sz="0" w:space="0" w:color="000000"/>
+              </w:pBdr>
+              <w:spacing w:after="100" w:before="100" w:line="240"/>
+              <w:ind w:left="100" w:right="100" w:firstLine="0" w:firstLineChars="0"/>
+              <w:rPr>
+                <w:rFonts w:ascii="Arial" w:hAnsi="Arial" w:eastAsia="Arial" w:cs="Arial"/>
+                <w:i w:val="false"/>
+                <w:b w:val="false"/>
+                <w:u w:val="none"/>
+                <w:strike w:val="false"/>
+                <w:sz w:val="22"/>
+                <w:szCs w:val="22"/>
+                <w:color w:val="000000"/>
+              </w:rPr>
+            </w:pPr>
+            <w:r>
+              <w:rPr>
+                <w:rFonts w:ascii="Arial" w:hAnsi="Arial" w:eastAsia="Arial" w:cs="Arial"/>
+                <w:i w:val="false"/>
+                <w:b w:val="false"/>
+                <w:u w:val="none"/>
+                <w:strike w:val="false"/>
+                <w:sz w:val="22"/>
+                <w:szCs w:val="22"/>
+                <w:color w:val="000000"/>
+              </w:rPr>
+              <w:t xml:space="preserve">0.0748</w:t>
             </w:r>
           </w:p>
         </w:tc>
@@ -6340,7 +6340,7 @@
       </w:tr>
       <w:tr>
         <w:trPr>
-          <w:trHeight w:val="572" w:hRule="auto"/>
+          <w:trHeight w:val="571" w:hRule="auto"/>
         </w:trPr>
         body3
         <w:tc>
@@ -6489,61 +6489,61 @@
                 <w:szCs w:val="22"/>
                 <w:color w:val="000000"/>
               </w:rPr>
-              <w:t xml:space="preserve">0.0694</w:t>
-            </w:r>
-          </w:p>
-        </w:tc>
-        <w:tc>
-          <w:tcPr>
-            <w:tcBorders>
-              <w:bottom w:val="none" w:sz="0" w:space="0" w:color="000000"/>
-              <w:top w:val="none" w:sz="0" w:space="0" w:color="000000"/>
-              <w:left w:val="none" w:sz="0" w:space="0" w:color="000000"/>
-              <w:right w:val="none" w:sz="0" w:space="0" w:color="000000"/>
-            </w:tcBorders>
-            <w:shd w:val="clear" w:color="auto" w:fill="FFFFFF"/>
-            <w:tcMar>
-              <w:top w:w="0" w:type="dxa"/>
-              <w:bottom w:w="0" w:type="dxa"/>
-              <w:left w:w="0" w:type="dxa"/>
-              <w:right w:w="0" w:type="dxa"/>
-            </w:tcMar>
-            <w:vAlign w:val="center"/>
-          </w:tcPr>
-          <w:p>
-            <w:pPr>
-              <w:jc w:val="right"/>
-              <w:pBdr>
-                <w:bottom w:val="none" w:sz="0" w:space="0" w:color="000000"/>
-                <w:top w:val="none" w:sz="0" w:space="0" w:color="000000"/>
-                <w:left w:val="none" w:sz="0" w:space="0" w:color="000000"/>
-                <w:right w:val="none" w:sz="0" w:space="0" w:color="000000"/>
-              </w:pBdr>
-              <w:spacing w:after="100" w:before="100" w:line="240"/>
-              <w:ind w:left="100" w:right="100" w:firstLine="0" w:firstLineChars="0"/>
-              <w:rPr>
-                <w:rFonts w:ascii="Arial" w:hAnsi="Arial" w:eastAsia="Arial" w:cs="Arial"/>
-                <w:i w:val="false"/>
-                <w:b w:val="false"/>
-                <w:u w:val="none"/>
-                <w:strike w:val="false"/>
-                <w:sz w:val="22"/>
-                <w:szCs w:val="22"/>
-                <w:color w:val="000000"/>
-              </w:rPr>
-            </w:pPr>
-            <w:r>
-              <w:rPr>
-                <w:rFonts w:ascii="Arial" w:hAnsi="Arial" w:eastAsia="Arial" w:cs="Arial"/>
-                <w:i w:val="false"/>
-                <w:b w:val="false"/>
-                <w:u w:val="none"/>
-                <w:strike w:val="false"/>
-                <w:sz w:val="22"/>
-                <w:szCs w:val="22"/>
-                <w:color w:val="000000"/>
-              </w:rPr>
-              <w:t xml:space="preserve">6.31</w:t>
+              <w:t xml:space="preserve">0.0628</w:t>
+            </w:r>
+          </w:p>
+        </w:tc>
+        <w:tc>
+          <w:tcPr>
+            <w:tcBorders>
+              <w:bottom w:val="none" w:sz="0" w:space="0" w:color="000000"/>
+              <w:top w:val="none" w:sz="0" w:space="0" w:color="000000"/>
+              <w:left w:val="none" w:sz="0" w:space="0" w:color="000000"/>
+              <w:right w:val="none" w:sz="0" w:space="0" w:color="000000"/>
+            </w:tcBorders>
+            <w:shd w:val="clear" w:color="auto" w:fill="FFFFFF"/>
+            <w:tcMar>
+              <w:top w:w="0" w:type="dxa"/>
+              <w:bottom w:w="0" w:type="dxa"/>
+              <w:left w:w="0" w:type="dxa"/>
+              <w:right w:w="0" w:type="dxa"/>
+            </w:tcMar>
+            <w:vAlign w:val="center"/>
+          </w:tcPr>
+          <w:p>
+            <w:pPr>
+              <w:jc w:val="right"/>
+              <w:pBdr>
+                <w:bottom w:val="none" w:sz="0" w:space="0" w:color="000000"/>
+                <w:top w:val="none" w:sz="0" w:space="0" w:color="000000"/>
+                <w:left w:val="none" w:sz="0" w:space="0" w:color="000000"/>
+                <w:right w:val="none" w:sz="0" w:space="0" w:color="000000"/>
+              </w:pBdr>
+              <w:spacing w:after="100" w:before="100" w:line="240"/>
+              <w:ind w:left="100" w:right="100" w:firstLine="0" w:firstLineChars="0"/>
+              <w:rPr>
+                <w:rFonts w:ascii="Arial" w:hAnsi="Arial" w:eastAsia="Arial" w:cs="Arial"/>
+                <w:i w:val="false"/>
+                <w:b w:val="false"/>
+                <w:u w:val="none"/>
+                <w:strike w:val="false"/>
+                <w:sz w:val="22"/>
+                <w:szCs w:val="22"/>
+                <w:color w:val="000000"/>
+              </w:rPr>
+            </w:pPr>
+            <w:r>
+              <w:rPr>
+                <w:rFonts w:ascii="Arial" w:hAnsi="Arial" w:eastAsia="Arial" w:cs="Arial"/>
+                <w:i w:val="false"/>
+                <w:b w:val="false"/>
+                <w:u w:val="none"/>
+                <w:strike w:val="false"/>
+                <w:sz w:val="22"/>
+                <w:szCs w:val="22"/>
+                <w:color w:val="000000"/>
+              </w:rPr>
+              <w:t xml:space="preserve">5.72</w:t>
             </w:r>
           </w:p>
         </w:tc>
@@ -6651,61 +6651,61 @@
                 <w:szCs w:val="22"/>
                 <w:color w:val="000000"/>
               </w:rPr>
-              <w:t xml:space="preserve">0.0477</w:t>
-            </w:r>
-          </w:p>
-        </w:tc>
-        <w:tc>
-          <w:tcPr>
-            <w:tcBorders>
-              <w:bottom w:val="none" w:sz="0" w:space="0" w:color="000000"/>
-              <w:top w:val="none" w:sz="0" w:space="0" w:color="000000"/>
-              <w:left w:val="none" w:sz="0" w:space="0" w:color="000000"/>
-              <w:right w:val="none" w:sz="0" w:space="0" w:color="000000"/>
-            </w:tcBorders>
-            <w:shd w:val="clear" w:color="auto" w:fill="FFFFFF"/>
-            <w:tcMar>
-              <w:top w:w="0" w:type="dxa"/>
-              <w:bottom w:w="0" w:type="dxa"/>
-              <w:left w:w="0" w:type="dxa"/>
-              <w:right w:w="0" w:type="dxa"/>
-            </w:tcMar>
-            <w:vAlign w:val="center"/>
-          </w:tcPr>
-          <w:p>
-            <w:pPr>
-              <w:jc w:val="right"/>
-              <w:pBdr>
-                <w:bottom w:val="none" w:sz="0" w:space="0" w:color="000000"/>
-                <w:top w:val="none" w:sz="0" w:space="0" w:color="000000"/>
-                <w:left w:val="none" w:sz="0" w:space="0" w:color="000000"/>
-                <w:right w:val="none" w:sz="0" w:space="0" w:color="000000"/>
-              </w:pBdr>
-              <w:spacing w:after="100" w:before="100" w:line="240"/>
-              <w:ind w:left="100" w:right="100" w:firstLine="0" w:firstLineChars="0"/>
-              <w:rPr>
-                <w:rFonts w:ascii="Arial" w:hAnsi="Arial" w:eastAsia="Arial" w:cs="Arial"/>
-                <w:i w:val="false"/>
-                <w:b w:val="false"/>
-                <w:u w:val="none"/>
-                <w:strike w:val="false"/>
-                <w:sz w:val="22"/>
-                <w:szCs w:val="22"/>
-                <w:color w:val="000000"/>
-              </w:rPr>
-            </w:pPr>
-            <w:r>
-              <w:rPr>
-                <w:rFonts w:ascii="Arial" w:hAnsi="Arial" w:eastAsia="Arial" w:cs="Arial"/>
-                <w:i w:val="false"/>
-                <w:b w:val="false"/>
-                <w:u w:val="none"/>
-                <w:strike w:val="false"/>
-                <w:sz w:val="22"/>
-                <w:szCs w:val="22"/>
-                <w:color w:val="000000"/>
-              </w:rPr>
-              <w:t xml:space="preserve">0.0911</w:t>
+              <w:t xml:space="preserve">0.0411</w:t>
+            </w:r>
+          </w:p>
+        </w:tc>
+        <w:tc>
+          <w:tcPr>
+            <w:tcBorders>
+              <w:bottom w:val="none" w:sz="0" w:space="0" w:color="000000"/>
+              <w:top w:val="none" w:sz="0" w:space="0" w:color="000000"/>
+              <w:left w:val="none" w:sz="0" w:space="0" w:color="000000"/>
+              <w:right w:val="none" w:sz="0" w:space="0" w:color="000000"/>
+            </w:tcBorders>
+            <w:shd w:val="clear" w:color="auto" w:fill="FFFFFF"/>
+            <w:tcMar>
+              <w:top w:w="0" w:type="dxa"/>
+              <w:bottom w:w="0" w:type="dxa"/>
+              <w:left w:w="0" w:type="dxa"/>
+              <w:right w:w="0" w:type="dxa"/>
+            </w:tcMar>
+            <w:vAlign w:val="center"/>
+          </w:tcPr>
+          <w:p>
+            <w:pPr>
+              <w:jc w:val="right"/>
+              <w:pBdr>
+                <w:bottom w:val="none" w:sz="0" w:space="0" w:color="000000"/>
+                <w:top w:val="none" w:sz="0" w:space="0" w:color="000000"/>
+                <w:left w:val="none" w:sz="0" w:space="0" w:color="000000"/>
+                <w:right w:val="none" w:sz="0" w:space="0" w:color="000000"/>
+              </w:pBdr>
+              <w:spacing w:after="100" w:before="100" w:line="240"/>
+              <w:ind w:left="100" w:right="100" w:firstLine="0" w:firstLineChars="0"/>
+              <w:rPr>
+                <w:rFonts w:ascii="Arial" w:hAnsi="Arial" w:eastAsia="Arial" w:cs="Arial"/>
+                <w:i w:val="false"/>
+                <w:b w:val="false"/>
+                <w:u w:val="none"/>
+                <w:strike w:val="false"/>
+                <w:sz w:val="22"/>
+                <w:szCs w:val="22"/>
+                <w:color w:val="000000"/>
+              </w:rPr>
+            </w:pPr>
+            <w:r>
+              <w:rPr>
+                <w:rFonts w:ascii="Arial" w:hAnsi="Arial" w:eastAsia="Arial" w:cs="Arial"/>
+                <w:i w:val="false"/>
+                <w:b w:val="false"/>
+                <w:u w:val="none"/>
+                <w:strike w:val="false"/>
+                <w:sz w:val="22"/>
+                <w:szCs w:val="22"/>
+                <w:color w:val="000000"/>
+              </w:rPr>
+              <w:t xml:space="preserve">0.0845</w:t>
             </w:r>
           </w:p>
         </w:tc>
@@ -6928,61 +6928,61 @@
                 <w:szCs w:val="22"/>
                 <w:color w:val="000000"/>
               </w:rPr>
-              <w:t xml:space="preserve">-0.1163</w:t>
-            </w:r>
-          </w:p>
-        </w:tc>
-        <w:tc>
-          <w:tcPr>
-            <w:tcBorders>
-              <w:bottom w:val="none" w:sz="0" w:space="0" w:color="000000"/>
-              <w:top w:val="none" w:sz="0" w:space="0" w:color="000000"/>
-              <w:left w:val="none" w:sz="0" w:space="0" w:color="000000"/>
-              <w:right w:val="none" w:sz="0" w:space="0" w:color="000000"/>
-            </w:tcBorders>
-            <w:shd w:val="clear" w:color="auto" w:fill="FFFFFF"/>
-            <w:tcMar>
-              <w:top w:w="0" w:type="dxa"/>
-              <w:bottom w:w="0" w:type="dxa"/>
-              <w:left w:w="0" w:type="dxa"/>
-              <w:right w:w="0" w:type="dxa"/>
-            </w:tcMar>
-            <w:vAlign w:val="center"/>
-          </w:tcPr>
-          <w:p>
-            <w:pPr>
-              <w:jc w:val="right"/>
-              <w:pBdr>
-                <w:bottom w:val="none" w:sz="0" w:space="0" w:color="000000"/>
-                <w:top w:val="none" w:sz="0" w:space="0" w:color="000000"/>
-                <w:left w:val="none" w:sz="0" w:space="0" w:color="000000"/>
-                <w:right w:val="none" w:sz="0" w:space="0" w:color="000000"/>
-              </w:pBdr>
-              <w:spacing w:after="100" w:before="100" w:line="240"/>
-              <w:ind w:left="100" w:right="100" w:firstLine="0" w:firstLineChars="0"/>
-              <w:rPr>
-                <w:rFonts w:ascii="Arial" w:hAnsi="Arial" w:eastAsia="Arial" w:cs="Arial"/>
-                <w:i w:val="false"/>
-                <w:b w:val="false"/>
-                <w:u w:val="none"/>
-                <w:strike w:val="false"/>
-                <w:sz w:val="22"/>
-                <w:szCs w:val="22"/>
-                <w:color w:val="000000"/>
-              </w:rPr>
-            </w:pPr>
-            <w:r>
-              <w:rPr>
-                <w:rFonts w:ascii="Arial" w:hAnsi="Arial" w:eastAsia="Arial" w:cs="Arial"/>
-                <w:i w:val="false"/>
-                <w:b w:val="false"/>
-                <w:u w:val="none"/>
-                <w:strike w:val="false"/>
-                <w:sz w:val="22"/>
-                <w:szCs w:val="22"/>
-                <w:color w:val="000000"/>
-              </w:rPr>
-              <w:t xml:space="preserve">-9.77</w:t>
+              <w:t xml:space="preserve">-0.1185</w:t>
+            </w:r>
+          </w:p>
+        </w:tc>
+        <w:tc>
+          <w:tcPr>
+            <w:tcBorders>
+              <w:bottom w:val="none" w:sz="0" w:space="0" w:color="000000"/>
+              <w:top w:val="none" w:sz="0" w:space="0" w:color="000000"/>
+              <w:left w:val="none" w:sz="0" w:space="0" w:color="000000"/>
+              <w:right w:val="none" w:sz="0" w:space="0" w:color="000000"/>
+            </w:tcBorders>
+            <w:shd w:val="clear" w:color="auto" w:fill="FFFFFF"/>
+            <w:tcMar>
+              <w:top w:w="0" w:type="dxa"/>
+              <w:bottom w:w="0" w:type="dxa"/>
+              <w:left w:w="0" w:type="dxa"/>
+              <w:right w:w="0" w:type="dxa"/>
+            </w:tcMar>
+            <w:vAlign w:val="center"/>
+          </w:tcPr>
+          <w:p>
+            <w:pPr>
+              <w:jc w:val="right"/>
+              <w:pBdr>
+                <w:bottom w:val="none" w:sz="0" w:space="0" w:color="000000"/>
+                <w:top w:val="none" w:sz="0" w:space="0" w:color="000000"/>
+                <w:left w:val="none" w:sz="0" w:space="0" w:color="000000"/>
+                <w:right w:val="none" w:sz="0" w:space="0" w:color="000000"/>
+              </w:pBdr>
+              <w:spacing w:after="100" w:before="100" w:line="240"/>
+              <w:ind w:left="100" w:right="100" w:firstLine="0" w:firstLineChars="0"/>
+              <w:rPr>
+                <w:rFonts w:ascii="Arial" w:hAnsi="Arial" w:eastAsia="Arial" w:cs="Arial"/>
+                <w:i w:val="false"/>
+                <w:b w:val="false"/>
+                <w:u w:val="none"/>
+                <w:strike w:val="false"/>
+                <w:sz w:val="22"/>
+                <w:szCs w:val="22"/>
+                <w:color w:val="000000"/>
+              </w:rPr>
+            </w:pPr>
+            <w:r>
+              <w:rPr>
+                <w:rFonts w:ascii="Arial" w:hAnsi="Arial" w:eastAsia="Arial" w:cs="Arial"/>
+                <w:i w:val="false"/>
+                <w:b w:val="false"/>
+                <w:u w:val="none"/>
+                <w:strike w:val="false"/>
+                <w:sz w:val="22"/>
+                <w:szCs w:val="22"/>
+                <w:color w:val="000000"/>
+              </w:rPr>
+              <w:t xml:space="preserve">-9.78</w:t>
             </w:r>
           </w:p>
         </w:tc>
@@ -7090,61 +7090,61 @@
                 <w:szCs w:val="22"/>
                 <w:color w:val="000000"/>
               </w:rPr>
-              <w:t xml:space="preserve">-0.1398</w:t>
-            </w:r>
-          </w:p>
-        </w:tc>
-        <w:tc>
-          <w:tcPr>
-            <w:tcBorders>
-              <w:bottom w:val="none" w:sz="0" w:space="0" w:color="000000"/>
-              <w:top w:val="none" w:sz="0" w:space="0" w:color="000000"/>
-              <w:left w:val="none" w:sz="0" w:space="0" w:color="000000"/>
-              <w:right w:val="none" w:sz="0" w:space="0" w:color="000000"/>
-            </w:tcBorders>
-            <w:shd w:val="clear" w:color="auto" w:fill="FFFFFF"/>
-            <w:tcMar>
-              <w:top w:w="0" w:type="dxa"/>
-              <w:bottom w:w="0" w:type="dxa"/>
-              <w:left w:w="0" w:type="dxa"/>
-              <w:right w:w="0" w:type="dxa"/>
-            </w:tcMar>
-            <w:vAlign w:val="center"/>
-          </w:tcPr>
-          <w:p>
-            <w:pPr>
-              <w:jc w:val="right"/>
-              <w:pBdr>
-                <w:bottom w:val="none" w:sz="0" w:space="0" w:color="000000"/>
-                <w:top w:val="none" w:sz="0" w:space="0" w:color="000000"/>
-                <w:left w:val="none" w:sz="0" w:space="0" w:color="000000"/>
-                <w:right w:val="none" w:sz="0" w:space="0" w:color="000000"/>
-              </w:pBdr>
-              <w:spacing w:after="100" w:before="100" w:line="240"/>
-              <w:ind w:left="100" w:right="100" w:firstLine="0" w:firstLineChars="0"/>
-              <w:rPr>
-                <w:rFonts w:ascii="Arial" w:hAnsi="Arial" w:eastAsia="Arial" w:cs="Arial"/>
-                <w:i w:val="false"/>
-                <w:b w:val="false"/>
-                <w:u w:val="none"/>
-                <w:strike w:val="false"/>
-                <w:sz w:val="22"/>
-                <w:szCs w:val="22"/>
-                <w:color w:val="000000"/>
-              </w:rPr>
-            </w:pPr>
-            <w:r>
-              <w:rPr>
-                <w:rFonts w:ascii="Arial" w:hAnsi="Arial" w:eastAsia="Arial" w:cs="Arial"/>
-                <w:i w:val="false"/>
-                <w:b w:val="false"/>
-                <w:u w:val="none"/>
-                <w:strike w:val="false"/>
-                <w:sz w:val="22"/>
-                <w:szCs w:val="22"/>
-                <w:color w:val="000000"/>
-              </w:rPr>
-              <w:t xml:space="preserve">-0.0929</w:t>
+              <w:t xml:space="preserve">-0.1423</w:t>
+            </w:r>
+          </w:p>
+        </w:tc>
+        <w:tc>
+          <w:tcPr>
+            <w:tcBorders>
+              <w:bottom w:val="none" w:sz="0" w:space="0" w:color="000000"/>
+              <w:top w:val="none" w:sz="0" w:space="0" w:color="000000"/>
+              <w:left w:val="none" w:sz="0" w:space="0" w:color="000000"/>
+              <w:right w:val="none" w:sz="0" w:space="0" w:color="000000"/>
+            </w:tcBorders>
+            <w:shd w:val="clear" w:color="auto" w:fill="FFFFFF"/>
+            <w:tcMar>
+              <w:top w:w="0" w:type="dxa"/>
+              <w:bottom w:w="0" w:type="dxa"/>
+              <w:left w:w="0" w:type="dxa"/>
+              <w:right w:w="0" w:type="dxa"/>
+            </w:tcMar>
+            <w:vAlign w:val="center"/>
+          </w:tcPr>
+          <w:p>
+            <w:pPr>
+              <w:jc w:val="right"/>
+              <w:pBdr>
+                <w:bottom w:val="none" w:sz="0" w:space="0" w:color="000000"/>
+                <w:top w:val="none" w:sz="0" w:space="0" w:color="000000"/>
+                <w:left w:val="none" w:sz="0" w:space="0" w:color="000000"/>
+                <w:right w:val="none" w:sz="0" w:space="0" w:color="000000"/>
+              </w:pBdr>
+              <w:spacing w:after="100" w:before="100" w:line="240"/>
+              <w:ind w:left="100" w:right="100" w:firstLine="0" w:firstLineChars="0"/>
+              <w:rPr>
+                <w:rFonts w:ascii="Arial" w:hAnsi="Arial" w:eastAsia="Arial" w:cs="Arial"/>
+                <w:i w:val="false"/>
+                <w:b w:val="false"/>
+                <w:u w:val="none"/>
+                <w:strike w:val="false"/>
+                <w:sz w:val="22"/>
+                <w:szCs w:val="22"/>
+                <w:color w:val="000000"/>
+              </w:rPr>
+            </w:pPr>
+            <w:r>
+              <w:rPr>
+                <w:rFonts w:ascii="Arial" w:hAnsi="Arial" w:eastAsia="Arial" w:cs="Arial"/>
+                <w:i w:val="false"/>
+                <w:b w:val="false"/>
+                <w:u w:val="none"/>
+                <w:strike w:val="false"/>
+                <w:sz w:val="22"/>
+                <w:szCs w:val="22"/>
+                <w:color w:val="000000"/>
+              </w:rPr>
+              <w:t xml:space="preserve">-0.0946</w:t>
             </w:r>
           </w:p>
         </w:tc>
@@ -7354,61 +7354,61 @@
                 <w:szCs w:val="22"/>
                 <w:color w:val="000000"/>
               </w:rPr>
-              <w:t xml:space="preserve">-0.0736</w:t>
-            </w:r>
-          </w:p>
-        </w:tc>
-        <w:tc>
-          <w:tcPr>
-            <w:tcBorders>
-              <w:bottom w:val="none" w:sz="0" w:space="0" w:color="000000"/>
-              <w:top w:val="none" w:sz="0" w:space="0" w:color="000000"/>
-              <w:left w:val="none" w:sz="0" w:space="0" w:color="000000"/>
-              <w:right w:val="none" w:sz="0" w:space="0" w:color="000000"/>
-            </w:tcBorders>
-            <w:shd w:val="clear" w:color="auto" w:fill="FFFFFF"/>
-            <w:tcMar>
-              <w:top w:w="0" w:type="dxa"/>
-              <w:bottom w:w="0" w:type="dxa"/>
-              <w:left w:w="0" w:type="dxa"/>
-              <w:right w:w="0" w:type="dxa"/>
-            </w:tcMar>
-            <w:vAlign w:val="center"/>
-          </w:tcPr>
-          <w:p>
-            <w:pPr>
-              <w:jc w:val="right"/>
-              <w:pBdr>
-                <w:bottom w:val="none" w:sz="0" w:space="0" w:color="000000"/>
-                <w:top w:val="none" w:sz="0" w:space="0" w:color="000000"/>
-                <w:left w:val="none" w:sz="0" w:space="0" w:color="000000"/>
-                <w:right w:val="none" w:sz="0" w:space="0" w:color="000000"/>
-              </w:pBdr>
-              <w:spacing w:after="100" w:before="100" w:line="240"/>
-              <w:ind w:left="100" w:right="100" w:firstLine="0" w:firstLineChars="0"/>
-              <w:rPr>
-                <w:rFonts w:ascii="Arial" w:hAnsi="Arial" w:eastAsia="Arial" w:cs="Arial"/>
-                <w:i w:val="false"/>
-                <w:b w:val="false"/>
-                <w:u w:val="none"/>
-                <w:strike w:val="false"/>
-                <w:sz w:val="22"/>
-                <w:szCs w:val="22"/>
-                <w:color w:val="000000"/>
-              </w:rPr>
-            </w:pPr>
-            <w:r>
-              <w:rPr>
-                <w:rFonts w:ascii="Arial" w:hAnsi="Arial" w:eastAsia="Arial" w:cs="Arial"/>
-                <w:i w:val="false"/>
-                <w:b w:val="false"/>
-                <w:u w:val="none"/>
-                <w:strike w:val="false"/>
-                <w:sz w:val="22"/>
-                <w:szCs w:val="22"/>
-                <w:color w:val="000000"/>
-              </w:rPr>
-              <w:t xml:space="preserve">-6.11</w:t>
+              <w:t xml:space="preserve">-0.0759</w:t>
+            </w:r>
+          </w:p>
+        </w:tc>
+        <w:tc>
+          <w:tcPr>
+            <w:tcBorders>
+              <w:bottom w:val="none" w:sz="0" w:space="0" w:color="000000"/>
+              <w:top w:val="none" w:sz="0" w:space="0" w:color="000000"/>
+              <w:left w:val="none" w:sz="0" w:space="0" w:color="000000"/>
+              <w:right w:val="none" w:sz="0" w:space="0" w:color="000000"/>
+            </w:tcBorders>
+            <w:shd w:val="clear" w:color="auto" w:fill="FFFFFF"/>
+            <w:tcMar>
+              <w:top w:w="0" w:type="dxa"/>
+              <w:bottom w:w="0" w:type="dxa"/>
+              <w:left w:w="0" w:type="dxa"/>
+              <w:right w:w="0" w:type="dxa"/>
+            </w:tcMar>
+            <w:vAlign w:val="center"/>
+          </w:tcPr>
+          <w:p>
+            <w:pPr>
+              <w:jc w:val="right"/>
+              <w:pBdr>
+                <w:bottom w:val="none" w:sz="0" w:space="0" w:color="000000"/>
+                <w:top w:val="none" w:sz="0" w:space="0" w:color="000000"/>
+                <w:left w:val="none" w:sz="0" w:space="0" w:color="000000"/>
+                <w:right w:val="none" w:sz="0" w:space="0" w:color="000000"/>
+              </w:pBdr>
+              <w:spacing w:after="100" w:before="100" w:line="240"/>
+              <w:ind w:left="100" w:right="100" w:firstLine="0" w:firstLineChars="0"/>
+              <w:rPr>
+                <w:rFonts w:ascii="Arial" w:hAnsi="Arial" w:eastAsia="Arial" w:cs="Arial"/>
+                <w:i w:val="false"/>
+                <w:b w:val="false"/>
+                <w:u w:val="none"/>
+                <w:strike w:val="false"/>
+                <w:sz w:val="22"/>
+                <w:szCs w:val="22"/>
+                <w:color w:val="000000"/>
+              </w:rPr>
+            </w:pPr>
+            <w:r>
+              <w:rPr>
+                <w:rFonts w:ascii="Arial" w:hAnsi="Arial" w:eastAsia="Arial" w:cs="Arial"/>
+                <w:i w:val="false"/>
+                <w:b w:val="false"/>
+                <w:u w:val="none"/>
+                <w:strike w:val="false"/>
+                <w:sz w:val="22"/>
+                <w:szCs w:val="22"/>
+                <w:color w:val="000000"/>
+              </w:rPr>
+              <w:t xml:space="preserve">-6.25</w:t>
             </w:r>
           </w:p>
         </w:tc>
@@ -7516,61 +7516,61 @@
                 <w:szCs w:val="22"/>
                 <w:color w:val="000000"/>
               </w:rPr>
-              <w:t xml:space="preserve">-0.0973</w:t>
-            </w:r>
-          </w:p>
-        </w:tc>
-        <w:tc>
-          <w:tcPr>
-            <w:tcBorders>
-              <w:bottom w:val="none" w:sz="0" w:space="0" w:color="000000"/>
-              <w:top w:val="none" w:sz="0" w:space="0" w:color="000000"/>
-              <w:left w:val="none" w:sz="0" w:space="0" w:color="000000"/>
-              <w:right w:val="none" w:sz="0" w:space="0" w:color="000000"/>
-            </w:tcBorders>
-            <w:shd w:val="clear" w:color="auto" w:fill="FFFFFF"/>
-            <w:tcMar>
-              <w:top w:w="0" w:type="dxa"/>
-              <w:bottom w:w="0" w:type="dxa"/>
-              <w:left w:w="0" w:type="dxa"/>
-              <w:right w:w="0" w:type="dxa"/>
-            </w:tcMar>
-            <w:vAlign w:val="center"/>
-          </w:tcPr>
-          <w:p>
-            <w:pPr>
-              <w:jc w:val="right"/>
-              <w:pBdr>
-                <w:bottom w:val="none" w:sz="0" w:space="0" w:color="000000"/>
-                <w:top w:val="none" w:sz="0" w:space="0" w:color="000000"/>
-                <w:left w:val="none" w:sz="0" w:space="0" w:color="000000"/>
-                <w:right w:val="none" w:sz="0" w:space="0" w:color="000000"/>
-              </w:pBdr>
-              <w:spacing w:after="100" w:before="100" w:line="240"/>
-              <w:ind w:left="100" w:right="100" w:firstLine="0" w:firstLineChars="0"/>
-              <w:rPr>
-                <w:rFonts w:ascii="Arial" w:hAnsi="Arial" w:eastAsia="Arial" w:cs="Arial"/>
-                <w:i w:val="false"/>
-                <w:b w:val="false"/>
-                <w:u w:val="none"/>
-                <w:strike w:val="false"/>
-                <w:sz w:val="22"/>
-                <w:szCs w:val="22"/>
-                <w:color w:val="000000"/>
-              </w:rPr>
-            </w:pPr>
-            <w:r>
-              <w:rPr>
-                <w:rFonts w:ascii="Arial" w:hAnsi="Arial" w:eastAsia="Arial" w:cs="Arial"/>
-                <w:i w:val="false"/>
-                <w:b w:val="false"/>
-                <w:u w:val="none"/>
-                <w:strike w:val="false"/>
-                <w:sz w:val="22"/>
-                <w:szCs w:val="22"/>
-                <w:color w:val="000000"/>
-              </w:rPr>
-              <w:t xml:space="preserve">-0.0498</w:t>
+              <w:t xml:space="preserve">-0.0999</w:t>
+            </w:r>
+          </w:p>
+        </w:tc>
+        <w:tc>
+          <w:tcPr>
+            <w:tcBorders>
+              <w:bottom w:val="none" w:sz="0" w:space="0" w:color="000000"/>
+              <w:top w:val="none" w:sz="0" w:space="0" w:color="000000"/>
+              <w:left w:val="none" w:sz="0" w:space="0" w:color="000000"/>
+              <w:right w:val="none" w:sz="0" w:space="0" w:color="000000"/>
+            </w:tcBorders>
+            <w:shd w:val="clear" w:color="auto" w:fill="FFFFFF"/>
+            <w:tcMar>
+              <w:top w:w="0" w:type="dxa"/>
+              <w:bottom w:w="0" w:type="dxa"/>
+              <w:left w:w="0" w:type="dxa"/>
+              <w:right w:w="0" w:type="dxa"/>
+            </w:tcMar>
+            <w:vAlign w:val="center"/>
+          </w:tcPr>
+          <w:p>
+            <w:pPr>
+              <w:jc w:val="right"/>
+              <w:pBdr>
+                <w:bottom w:val="none" w:sz="0" w:space="0" w:color="000000"/>
+                <w:top w:val="none" w:sz="0" w:space="0" w:color="000000"/>
+                <w:left w:val="none" w:sz="0" w:space="0" w:color="000000"/>
+                <w:right w:val="none" w:sz="0" w:space="0" w:color="000000"/>
+              </w:pBdr>
+              <w:spacing w:after="100" w:before="100" w:line="240"/>
+              <w:ind w:left="100" w:right="100" w:firstLine="0" w:firstLineChars="0"/>
+              <w:rPr>
+                <w:rFonts w:ascii="Arial" w:hAnsi="Arial" w:eastAsia="Arial" w:cs="Arial"/>
+                <w:i w:val="false"/>
+                <w:b w:val="false"/>
+                <w:u w:val="none"/>
+                <w:strike w:val="false"/>
+                <w:sz w:val="22"/>
+                <w:szCs w:val="22"/>
+                <w:color w:val="000000"/>
+              </w:rPr>
+            </w:pPr>
+            <w:r>
+              <w:rPr>
+                <w:rFonts w:ascii="Arial" w:hAnsi="Arial" w:eastAsia="Arial" w:cs="Arial"/>
+                <w:i w:val="false"/>
+                <w:b w:val="false"/>
+                <w:u w:val="none"/>
+                <w:strike w:val="false"/>
+                <w:sz w:val="22"/>
+                <w:szCs w:val="22"/>
+                <w:color w:val="000000"/>
+              </w:rPr>
+              <w:t xml:space="preserve">-0.0520</w:t>
             </w:r>
           </w:p>
         </w:tc>
@@ -7780,61 +7780,61 @@
                 <w:szCs w:val="22"/>
                 <w:color w:val="000000"/>
               </w:rPr>
-              <w:t xml:space="preserve">-0.0508</w:t>
-            </w:r>
-          </w:p>
-        </w:tc>
-        <w:tc>
-          <w:tcPr>
-            <w:tcBorders>
-              <w:bottom w:val="none" w:sz="0" w:space="0" w:color="000000"/>
-              <w:top w:val="none" w:sz="0" w:space="0" w:color="000000"/>
-              <w:left w:val="none" w:sz="0" w:space="0" w:color="000000"/>
-              <w:right w:val="none" w:sz="0" w:space="0" w:color="000000"/>
-            </w:tcBorders>
-            <w:shd w:val="clear" w:color="auto" w:fill="FFFFFF"/>
-            <w:tcMar>
-              <w:top w:w="0" w:type="dxa"/>
-              <w:bottom w:w="0" w:type="dxa"/>
-              <w:left w:w="0" w:type="dxa"/>
-              <w:right w:w="0" w:type="dxa"/>
-            </w:tcMar>
-            <w:vAlign w:val="center"/>
-          </w:tcPr>
-          <w:p>
-            <w:pPr>
-              <w:jc w:val="right"/>
-              <w:pBdr>
-                <w:bottom w:val="none" w:sz="0" w:space="0" w:color="000000"/>
-                <w:top w:val="none" w:sz="0" w:space="0" w:color="000000"/>
-                <w:left w:val="none" w:sz="0" w:space="0" w:color="000000"/>
-                <w:right w:val="none" w:sz="0" w:space="0" w:color="000000"/>
-              </w:pBdr>
-              <w:spacing w:after="100" w:before="100" w:line="240"/>
-              <w:ind w:left="100" w:right="100" w:firstLine="0" w:firstLineChars="0"/>
-              <w:rPr>
-                <w:rFonts w:ascii="Arial" w:hAnsi="Arial" w:eastAsia="Arial" w:cs="Arial"/>
-                <w:i w:val="false"/>
-                <w:b w:val="false"/>
-                <w:u w:val="none"/>
-                <w:strike w:val="false"/>
-                <w:sz w:val="22"/>
-                <w:szCs w:val="22"/>
-                <w:color w:val="000000"/>
-              </w:rPr>
-            </w:pPr>
-            <w:r>
-              <w:rPr>
-                <w:rFonts w:ascii="Arial" w:hAnsi="Arial" w:eastAsia="Arial" w:cs="Arial"/>
-                <w:i w:val="false"/>
-                <w:b w:val="false"/>
-                <w:u w:val="none"/>
-                <w:strike w:val="false"/>
-                <w:sz w:val="22"/>
-                <w:szCs w:val="22"/>
-                <w:color w:val="000000"/>
-              </w:rPr>
-              <w:t xml:space="preserve">-4.35</w:t>
+              <w:t xml:space="preserve">-0.0473</w:t>
+            </w:r>
+          </w:p>
+        </w:tc>
+        <w:tc>
+          <w:tcPr>
+            <w:tcBorders>
+              <w:bottom w:val="none" w:sz="0" w:space="0" w:color="000000"/>
+              <w:top w:val="none" w:sz="0" w:space="0" w:color="000000"/>
+              <w:left w:val="none" w:sz="0" w:space="0" w:color="000000"/>
+              <w:right w:val="none" w:sz="0" w:space="0" w:color="000000"/>
+            </w:tcBorders>
+            <w:shd w:val="clear" w:color="auto" w:fill="FFFFFF"/>
+            <w:tcMar>
+              <w:top w:w="0" w:type="dxa"/>
+              <w:bottom w:w="0" w:type="dxa"/>
+              <w:left w:w="0" w:type="dxa"/>
+              <w:right w:w="0" w:type="dxa"/>
+            </w:tcMar>
+            <w:vAlign w:val="center"/>
+          </w:tcPr>
+          <w:p>
+            <w:pPr>
+              <w:jc w:val="right"/>
+              <w:pBdr>
+                <w:bottom w:val="none" w:sz="0" w:space="0" w:color="000000"/>
+                <w:top w:val="none" w:sz="0" w:space="0" w:color="000000"/>
+                <w:left w:val="none" w:sz="0" w:space="0" w:color="000000"/>
+                <w:right w:val="none" w:sz="0" w:space="0" w:color="000000"/>
+              </w:pBdr>
+              <w:spacing w:after="100" w:before="100" w:line="240"/>
+              <w:ind w:left="100" w:right="100" w:firstLine="0" w:firstLineChars="0"/>
+              <w:rPr>
+                <w:rFonts w:ascii="Arial" w:hAnsi="Arial" w:eastAsia="Arial" w:cs="Arial"/>
+                <w:i w:val="false"/>
+                <w:b w:val="false"/>
+                <w:u w:val="none"/>
+                <w:strike w:val="false"/>
+                <w:sz w:val="22"/>
+                <w:szCs w:val="22"/>
+                <w:color w:val="000000"/>
+              </w:rPr>
+            </w:pPr>
+            <w:r>
+              <w:rPr>
+                <w:rFonts w:ascii="Arial" w:hAnsi="Arial" w:eastAsia="Arial" w:cs="Arial"/>
+                <w:i w:val="false"/>
+                <w:b w:val="false"/>
+                <w:u w:val="none"/>
+                <w:strike w:val="false"/>
+                <w:sz w:val="22"/>
+                <w:szCs w:val="22"/>
+                <w:color w:val="000000"/>
+              </w:rPr>
+              <w:t xml:space="preserve">-4.04</w:t>
             </w:r>
           </w:p>
         </w:tc>
@@ -7942,115 +7942,115 @@
                 <w:szCs w:val="22"/>
                 <w:color w:val="000000"/>
               </w:rPr>
-              <w:t xml:space="preserve">-0.0739</w:t>
-            </w:r>
-          </w:p>
-        </w:tc>
-        <w:tc>
-          <w:tcPr>
-            <w:tcBorders>
-              <w:bottom w:val="none" w:sz="0" w:space="0" w:color="000000"/>
-              <w:top w:val="none" w:sz="0" w:space="0" w:color="000000"/>
-              <w:left w:val="none" w:sz="0" w:space="0" w:color="000000"/>
-              <w:right w:val="none" w:sz="0" w:space="0" w:color="000000"/>
-            </w:tcBorders>
-            <w:shd w:val="clear" w:color="auto" w:fill="FFFFFF"/>
-            <w:tcMar>
-              <w:top w:w="0" w:type="dxa"/>
-              <w:bottom w:w="0" w:type="dxa"/>
-              <w:left w:w="0" w:type="dxa"/>
-              <w:right w:w="0" w:type="dxa"/>
-            </w:tcMar>
-            <w:vAlign w:val="center"/>
-          </w:tcPr>
-          <w:p>
-            <w:pPr>
-              <w:jc w:val="right"/>
-              <w:pBdr>
-                <w:bottom w:val="none" w:sz="0" w:space="0" w:color="000000"/>
-                <w:top w:val="none" w:sz="0" w:space="0" w:color="000000"/>
-                <w:left w:val="none" w:sz="0" w:space="0" w:color="000000"/>
-                <w:right w:val="none" w:sz="0" w:space="0" w:color="000000"/>
-              </w:pBdr>
-              <w:spacing w:after="100" w:before="100" w:line="240"/>
-              <w:ind w:left="100" w:right="100" w:firstLine="0" w:firstLineChars="0"/>
-              <w:rPr>
-                <w:rFonts w:ascii="Arial" w:hAnsi="Arial" w:eastAsia="Arial" w:cs="Arial"/>
-                <w:i w:val="false"/>
-                <w:b w:val="false"/>
-                <w:u w:val="none"/>
-                <w:strike w:val="false"/>
-                <w:sz w:val="22"/>
-                <w:szCs w:val="22"/>
-                <w:color w:val="000000"/>
-              </w:rPr>
-            </w:pPr>
-            <w:r>
-              <w:rPr>
-                <w:rFonts w:ascii="Arial" w:hAnsi="Arial" w:eastAsia="Arial" w:cs="Arial"/>
-                <w:i w:val="false"/>
-                <w:b w:val="false"/>
-                <w:u w:val="none"/>
-                <w:strike w:val="false"/>
-                <w:sz w:val="22"/>
-                <w:szCs w:val="22"/>
-                <w:color w:val="000000"/>
-              </w:rPr>
-              <w:t xml:space="preserve">-0.0278</w:t>
-            </w:r>
-          </w:p>
-        </w:tc>
-        <w:tc>
-          <w:tcPr>
-            <w:tcBorders>
-              <w:bottom w:val="none" w:sz="0" w:space="0" w:color="000000"/>
-              <w:top w:val="none" w:sz="0" w:space="0" w:color="000000"/>
-              <w:left w:val="none" w:sz="0" w:space="0" w:color="000000"/>
-              <w:right w:val="none" w:sz="0" w:space="0" w:color="000000"/>
-            </w:tcBorders>
-            <w:shd w:val="clear" w:color="auto" w:fill="FFFFFF"/>
-            <w:tcMar>
-              <w:top w:w="0" w:type="dxa"/>
-              <w:bottom w:w="0" w:type="dxa"/>
-              <w:left w:w="0" w:type="dxa"/>
-              <w:right w:w="0" w:type="dxa"/>
-            </w:tcMar>
-            <w:vAlign w:val="center"/>
-          </w:tcPr>
-          <w:p>
-            <w:pPr>
-              <w:jc w:val="right"/>
-              <w:pBdr>
-                <w:bottom w:val="none" w:sz="0" w:space="0" w:color="000000"/>
-                <w:top w:val="none" w:sz="0" w:space="0" w:color="000000"/>
-                <w:left w:val="none" w:sz="0" w:space="0" w:color="000000"/>
-                <w:right w:val="none" w:sz="0" w:space="0" w:color="000000"/>
-              </w:pBdr>
-              <w:spacing w:after="100" w:before="100" w:line="240"/>
-              <w:ind w:left="100" w:right="100" w:firstLine="0" w:firstLineChars="0"/>
-              <w:rPr>
-                <w:rFonts w:ascii="Arial" w:hAnsi="Arial" w:eastAsia="Arial" w:cs="Arial"/>
-                <w:i w:val="false"/>
-                <w:b w:val="false"/>
-                <w:u w:val="none"/>
-                <w:strike w:val="false"/>
-                <w:sz w:val="22"/>
-                <w:szCs w:val="22"/>
-                <w:color w:val="000000"/>
-              </w:rPr>
-            </w:pPr>
-            <w:r>
-              <w:rPr>
-                <w:rFonts w:ascii="Arial" w:hAnsi="Arial" w:eastAsia="Arial" w:cs="Arial"/>
-                <w:i w:val="false"/>
-                <w:b w:val="false"/>
-                <w:u w:val="none"/>
-                <w:strike w:val="false"/>
-                <w:sz w:val="22"/>
-                <w:szCs w:val="22"/>
-                <w:color w:val="000000"/>
-              </w:rPr>
-              <w:t xml:space="preserve">0.0000</w:t>
+              <w:t xml:space="preserve">-0.0704</w:t>
+            </w:r>
+          </w:p>
+        </w:tc>
+        <w:tc>
+          <w:tcPr>
+            <w:tcBorders>
+              <w:bottom w:val="none" w:sz="0" w:space="0" w:color="000000"/>
+              <w:top w:val="none" w:sz="0" w:space="0" w:color="000000"/>
+              <w:left w:val="none" w:sz="0" w:space="0" w:color="000000"/>
+              <w:right w:val="none" w:sz="0" w:space="0" w:color="000000"/>
+            </w:tcBorders>
+            <w:shd w:val="clear" w:color="auto" w:fill="FFFFFF"/>
+            <w:tcMar>
+              <w:top w:w="0" w:type="dxa"/>
+              <w:bottom w:w="0" w:type="dxa"/>
+              <w:left w:w="0" w:type="dxa"/>
+              <w:right w:w="0" w:type="dxa"/>
+            </w:tcMar>
+            <w:vAlign w:val="center"/>
+          </w:tcPr>
+          <w:p>
+            <w:pPr>
+              <w:jc w:val="right"/>
+              <w:pBdr>
+                <w:bottom w:val="none" w:sz="0" w:space="0" w:color="000000"/>
+                <w:top w:val="none" w:sz="0" w:space="0" w:color="000000"/>
+                <w:left w:val="none" w:sz="0" w:space="0" w:color="000000"/>
+                <w:right w:val="none" w:sz="0" w:space="0" w:color="000000"/>
+              </w:pBdr>
+              <w:spacing w:after="100" w:before="100" w:line="240"/>
+              <w:ind w:left="100" w:right="100" w:firstLine="0" w:firstLineChars="0"/>
+              <w:rPr>
+                <w:rFonts w:ascii="Arial" w:hAnsi="Arial" w:eastAsia="Arial" w:cs="Arial"/>
+                <w:i w:val="false"/>
+                <w:b w:val="false"/>
+                <w:u w:val="none"/>
+                <w:strike w:val="false"/>
+                <w:sz w:val="22"/>
+                <w:szCs w:val="22"/>
+                <w:color w:val="000000"/>
+              </w:rPr>
+            </w:pPr>
+            <w:r>
+              <w:rPr>
+                <w:rFonts w:ascii="Arial" w:hAnsi="Arial" w:eastAsia="Arial" w:cs="Arial"/>
+                <w:i w:val="false"/>
+                <w:b w:val="false"/>
+                <w:u w:val="none"/>
+                <w:strike w:val="false"/>
+                <w:sz w:val="22"/>
+                <w:szCs w:val="22"/>
+                <w:color w:val="000000"/>
+              </w:rPr>
+              <w:t xml:space="preserve">-0.0242</w:t>
+            </w:r>
+          </w:p>
+        </w:tc>
+        <w:tc>
+          <w:tcPr>
+            <w:tcBorders>
+              <w:bottom w:val="none" w:sz="0" w:space="0" w:color="000000"/>
+              <w:top w:val="none" w:sz="0" w:space="0" w:color="000000"/>
+              <w:left w:val="none" w:sz="0" w:space="0" w:color="000000"/>
+              <w:right w:val="none" w:sz="0" w:space="0" w:color="000000"/>
+            </w:tcBorders>
+            <w:shd w:val="clear" w:color="auto" w:fill="FFFFFF"/>
+            <w:tcMar>
+              <w:top w:w="0" w:type="dxa"/>
+              <w:bottom w:w="0" w:type="dxa"/>
+              <w:left w:w="0" w:type="dxa"/>
+              <w:right w:w="0" w:type="dxa"/>
+            </w:tcMar>
+            <w:vAlign w:val="center"/>
+          </w:tcPr>
+          <w:p>
+            <w:pPr>
+              <w:jc w:val="right"/>
+              <w:pBdr>
+                <w:bottom w:val="none" w:sz="0" w:space="0" w:color="000000"/>
+                <w:top w:val="none" w:sz="0" w:space="0" w:color="000000"/>
+                <w:left w:val="none" w:sz="0" w:space="0" w:color="000000"/>
+                <w:right w:val="none" w:sz="0" w:space="0" w:color="000000"/>
+              </w:pBdr>
+              <w:spacing w:after="100" w:before="100" w:line="240"/>
+              <w:ind w:left="100" w:right="100" w:firstLine="0" w:firstLineChars="0"/>
+              <w:rPr>
+                <w:rFonts w:ascii="Arial" w:hAnsi="Arial" w:eastAsia="Arial" w:cs="Arial"/>
+                <w:i w:val="false"/>
+                <w:b w:val="false"/>
+                <w:u w:val="none"/>
+                <w:strike w:val="false"/>
+                <w:sz w:val="22"/>
+                <w:szCs w:val="22"/>
+                <w:color w:val="000000"/>
+              </w:rPr>
+            </w:pPr>
+            <w:r>
+              <w:rPr>
+                <w:rFonts w:ascii="Arial" w:hAnsi="Arial" w:eastAsia="Arial" w:cs="Arial"/>
+                <w:i w:val="false"/>
+                <w:b w:val="false"/>
+                <w:u w:val="none"/>
+                <w:strike w:val="false"/>
+                <w:sz w:val="22"/>
+                <w:szCs w:val="22"/>
+                <w:color w:val="000000"/>
+              </w:rPr>
+              <w:t xml:space="preserve">0.0001</w:t>
             </w:r>
           </w:p>
         </w:tc>
@@ -8219,61 +8219,61 @@
                 <w:szCs w:val="22"/>
                 <w:color w:val="000000"/>
               </w:rPr>
-              <w:t xml:space="preserve">0.0400</w:t>
-            </w:r>
-          </w:p>
-        </w:tc>
-        <w:tc>
-          <w:tcPr>
-            <w:tcBorders>
-              <w:bottom w:val="none" w:sz="0" w:space="0" w:color="000000"/>
-              <w:top w:val="none" w:sz="0" w:space="0" w:color="000000"/>
-              <w:left w:val="none" w:sz="0" w:space="0" w:color="000000"/>
-              <w:right w:val="none" w:sz="0" w:space="0" w:color="000000"/>
-            </w:tcBorders>
-            <w:shd w:val="clear" w:color="auto" w:fill="FFFFFF"/>
-            <w:tcMar>
-              <w:top w:w="0" w:type="dxa"/>
-              <w:bottom w:w="0" w:type="dxa"/>
-              <w:left w:w="0" w:type="dxa"/>
-              <w:right w:w="0" w:type="dxa"/>
-            </w:tcMar>
-            <w:vAlign w:val="center"/>
-          </w:tcPr>
-          <w:p>
-            <w:pPr>
-              <w:jc w:val="right"/>
-              <w:pBdr>
-                <w:bottom w:val="none" w:sz="0" w:space="0" w:color="000000"/>
-                <w:top w:val="none" w:sz="0" w:space="0" w:color="000000"/>
-                <w:left w:val="none" w:sz="0" w:space="0" w:color="000000"/>
-                <w:right w:val="none" w:sz="0" w:space="0" w:color="000000"/>
-              </w:pBdr>
-              <w:spacing w:after="100" w:before="100" w:line="240"/>
-              <w:ind w:left="100" w:right="100" w:firstLine="0" w:firstLineChars="0"/>
-              <w:rPr>
-                <w:rFonts w:ascii="Arial" w:hAnsi="Arial" w:eastAsia="Arial" w:cs="Arial"/>
-                <w:i w:val="false"/>
-                <w:b w:val="false"/>
-                <w:u w:val="none"/>
-                <w:strike w:val="false"/>
-                <w:sz w:val="22"/>
-                <w:szCs w:val="22"/>
-                <w:color w:val="000000"/>
-              </w:rPr>
-            </w:pPr>
-            <w:r>
-              <w:rPr>
-                <w:rFonts w:ascii="Arial" w:hAnsi="Arial" w:eastAsia="Arial" w:cs="Arial"/>
-                <w:i w:val="false"/>
-                <w:b w:val="false"/>
-                <w:u w:val="none"/>
-                <w:strike w:val="false"/>
-                <w:sz w:val="22"/>
-                <w:szCs w:val="22"/>
-                <w:color w:val="000000"/>
-              </w:rPr>
-              <w:t xml:space="preserve">3.18</w:t>
+              <w:t xml:space="preserve">0.0517</w:t>
+            </w:r>
+          </w:p>
+        </w:tc>
+        <w:tc>
+          <w:tcPr>
+            <w:tcBorders>
+              <w:bottom w:val="none" w:sz="0" w:space="0" w:color="000000"/>
+              <w:top w:val="none" w:sz="0" w:space="0" w:color="000000"/>
+              <w:left w:val="none" w:sz="0" w:space="0" w:color="000000"/>
+              <w:right w:val="none" w:sz="0" w:space="0" w:color="000000"/>
+            </w:tcBorders>
+            <w:shd w:val="clear" w:color="auto" w:fill="FFFFFF"/>
+            <w:tcMar>
+              <w:top w:w="0" w:type="dxa"/>
+              <w:bottom w:w="0" w:type="dxa"/>
+              <w:left w:w="0" w:type="dxa"/>
+              <w:right w:w="0" w:type="dxa"/>
+            </w:tcMar>
+            <w:vAlign w:val="center"/>
+          </w:tcPr>
+          <w:p>
+            <w:pPr>
+              <w:jc w:val="right"/>
+              <w:pBdr>
+                <w:bottom w:val="none" w:sz="0" w:space="0" w:color="000000"/>
+                <w:top w:val="none" w:sz="0" w:space="0" w:color="000000"/>
+                <w:left w:val="none" w:sz="0" w:space="0" w:color="000000"/>
+                <w:right w:val="none" w:sz="0" w:space="0" w:color="000000"/>
+              </w:pBdr>
+              <w:spacing w:after="100" w:before="100" w:line="240"/>
+              <w:ind w:left="100" w:right="100" w:firstLine="0" w:firstLineChars="0"/>
+              <w:rPr>
+                <w:rFonts w:ascii="Arial" w:hAnsi="Arial" w:eastAsia="Arial" w:cs="Arial"/>
+                <w:i w:val="false"/>
+                <w:b w:val="false"/>
+                <w:u w:val="none"/>
+                <w:strike w:val="false"/>
+                <w:sz w:val="22"/>
+                <w:szCs w:val="22"/>
+                <w:color w:val="000000"/>
+              </w:rPr>
+            </w:pPr>
+            <w:r>
+              <w:rPr>
+                <w:rFonts w:ascii="Arial" w:hAnsi="Arial" w:eastAsia="Arial" w:cs="Arial"/>
+                <w:i w:val="false"/>
+                <w:b w:val="false"/>
+                <w:u w:val="none"/>
+                <w:strike w:val="false"/>
+                <w:sz w:val="22"/>
+                <w:szCs w:val="22"/>
+                <w:color w:val="000000"/>
+              </w:rPr>
+              <w:t xml:space="preserve">4.07</w:t>
             </w:r>
           </w:p>
         </w:tc>
@@ -8381,115 +8381,115 @@
                 <w:szCs w:val="22"/>
                 <w:color w:val="000000"/>
               </w:rPr>
-              <w:t xml:space="preserve">0.0153</w:t>
-            </w:r>
-          </w:p>
-        </w:tc>
-        <w:tc>
-          <w:tcPr>
-            <w:tcBorders>
-              <w:bottom w:val="none" w:sz="0" w:space="0" w:color="000000"/>
-              <w:top w:val="none" w:sz="0" w:space="0" w:color="000000"/>
-              <w:left w:val="none" w:sz="0" w:space="0" w:color="000000"/>
-              <w:right w:val="none" w:sz="0" w:space="0" w:color="000000"/>
-            </w:tcBorders>
-            <w:shd w:val="clear" w:color="auto" w:fill="FFFFFF"/>
-            <w:tcMar>
-              <w:top w:w="0" w:type="dxa"/>
-              <w:bottom w:w="0" w:type="dxa"/>
-              <w:left w:w="0" w:type="dxa"/>
-              <w:right w:w="0" w:type="dxa"/>
-            </w:tcMar>
-            <w:vAlign w:val="center"/>
-          </w:tcPr>
-          <w:p>
-            <w:pPr>
-              <w:jc w:val="right"/>
-              <w:pBdr>
-                <w:bottom w:val="none" w:sz="0" w:space="0" w:color="000000"/>
-                <w:top w:val="none" w:sz="0" w:space="0" w:color="000000"/>
-                <w:left w:val="none" w:sz="0" w:space="0" w:color="000000"/>
-                <w:right w:val="none" w:sz="0" w:space="0" w:color="000000"/>
-              </w:pBdr>
-              <w:spacing w:after="100" w:before="100" w:line="240"/>
-              <w:ind w:left="100" w:right="100" w:firstLine="0" w:firstLineChars="0"/>
-              <w:rPr>
-                <w:rFonts w:ascii="Arial" w:hAnsi="Arial" w:eastAsia="Arial" w:cs="Arial"/>
-                <w:i w:val="false"/>
-                <w:b w:val="false"/>
-                <w:u w:val="none"/>
-                <w:strike w:val="false"/>
-                <w:sz w:val="22"/>
-                <w:szCs w:val="22"/>
-                <w:color w:val="000000"/>
-              </w:rPr>
-            </w:pPr>
-            <w:r>
-              <w:rPr>
-                <w:rFonts w:ascii="Arial" w:hAnsi="Arial" w:eastAsia="Arial" w:cs="Arial"/>
-                <w:i w:val="false"/>
-                <w:b w:val="false"/>
-                <w:u w:val="none"/>
-                <w:strike w:val="false"/>
-                <w:sz w:val="22"/>
-                <w:szCs w:val="22"/>
-                <w:color w:val="000000"/>
-              </w:rPr>
-              <w:t xml:space="preserve">0.0647</w:t>
-            </w:r>
-          </w:p>
-        </w:tc>
-        <w:tc>
-          <w:tcPr>
-            <w:tcBorders>
-              <w:bottom w:val="none" w:sz="0" w:space="0" w:color="000000"/>
-              <w:top w:val="none" w:sz="0" w:space="0" w:color="000000"/>
-              <w:left w:val="none" w:sz="0" w:space="0" w:color="000000"/>
-              <w:right w:val="none" w:sz="0" w:space="0" w:color="000000"/>
-            </w:tcBorders>
-            <w:shd w:val="clear" w:color="auto" w:fill="FFFFFF"/>
-            <w:tcMar>
-              <w:top w:w="0" w:type="dxa"/>
-              <w:bottom w:w="0" w:type="dxa"/>
-              <w:left w:w="0" w:type="dxa"/>
-              <w:right w:w="0" w:type="dxa"/>
-            </w:tcMar>
-            <w:vAlign w:val="center"/>
-          </w:tcPr>
-          <w:p>
-            <w:pPr>
-              <w:jc w:val="right"/>
-              <w:pBdr>
-                <w:bottom w:val="none" w:sz="0" w:space="0" w:color="000000"/>
-                <w:top w:val="none" w:sz="0" w:space="0" w:color="000000"/>
-                <w:left w:val="none" w:sz="0" w:space="0" w:color="000000"/>
-                <w:right w:val="none" w:sz="0" w:space="0" w:color="000000"/>
-              </w:pBdr>
-              <w:spacing w:after="100" w:before="100" w:line="240"/>
-              <w:ind w:left="100" w:right="100" w:firstLine="0" w:firstLineChars="0"/>
-              <w:rPr>
-                <w:rFonts w:ascii="Arial" w:hAnsi="Arial" w:eastAsia="Arial" w:cs="Arial"/>
-                <w:i w:val="false"/>
-                <w:b w:val="false"/>
-                <w:u w:val="none"/>
-                <w:strike w:val="false"/>
-                <w:sz w:val="22"/>
-                <w:szCs w:val="22"/>
-                <w:color w:val="000000"/>
-              </w:rPr>
-            </w:pPr>
-            <w:r>
-              <w:rPr>
-                <w:rFonts w:ascii="Arial" w:hAnsi="Arial" w:eastAsia="Arial" w:cs="Arial"/>
-                <w:i w:val="false"/>
-                <w:b w:val="false"/>
-                <w:u w:val="none"/>
-                <w:strike w:val="false"/>
-                <w:sz w:val="22"/>
-                <w:szCs w:val="22"/>
-                <w:color w:val="000000"/>
-              </w:rPr>
-              <w:t xml:space="preserve">0.0016</w:t>
+              <w:t xml:space="preserve">0.0267</w:t>
+            </w:r>
+          </w:p>
+        </w:tc>
+        <w:tc>
+          <w:tcPr>
+            <w:tcBorders>
+              <w:bottom w:val="none" w:sz="0" w:space="0" w:color="000000"/>
+              <w:top w:val="none" w:sz="0" w:space="0" w:color="000000"/>
+              <w:left w:val="none" w:sz="0" w:space="0" w:color="000000"/>
+              <w:right w:val="none" w:sz="0" w:space="0" w:color="000000"/>
+            </w:tcBorders>
+            <w:shd w:val="clear" w:color="auto" w:fill="FFFFFF"/>
+            <w:tcMar>
+              <w:top w:w="0" w:type="dxa"/>
+              <w:bottom w:w="0" w:type="dxa"/>
+              <w:left w:w="0" w:type="dxa"/>
+              <w:right w:w="0" w:type="dxa"/>
+            </w:tcMar>
+            <w:vAlign w:val="center"/>
+          </w:tcPr>
+          <w:p>
+            <w:pPr>
+              <w:jc w:val="right"/>
+              <w:pBdr>
+                <w:bottom w:val="none" w:sz="0" w:space="0" w:color="000000"/>
+                <w:top w:val="none" w:sz="0" w:space="0" w:color="000000"/>
+                <w:left w:val="none" w:sz="0" w:space="0" w:color="000000"/>
+                <w:right w:val="none" w:sz="0" w:space="0" w:color="000000"/>
+              </w:pBdr>
+              <w:spacing w:after="100" w:before="100" w:line="240"/>
+              <w:ind w:left="100" w:right="100" w:firstLine="0" w:firstLineChars="0"/>
+              <w:rPr>
+                <w:rFonts w:ascii="Arial" w:hAnsi="Arial" w:eastAsia="Arial" w:cs="Arial"/>
+                <w:i w:val="false"/>
+                <w:b w:val="false"/>
+                <w:u w:val="none"/>
+                <w:strike w:val="false"/>
+                <w:sz w:val="22"/>
+                <w:szCs w:val="22"/>
+                <w:color w:val="000000"/>
+              </w:rPr>
+            </w:pPr>
+            <w:r>
+              <w:rPr>
+                <w:rFonts w:ascii="Arial" w:hAnsi="Arial" w:eastAsia="Arial" w:cs="Arial"/>
+                <w:i w:val="false"/>
+                <w:b w:val="false"/>
+                <w:u w:val="none"/>
+                <w:strike w:val="false"/>
+                <w:sz w:val="22"/>
+                <w:szCs w:val="22"/>
+                <w:color w:val="000000"/>
+              </w:rPr>
+              <w:t xml:space="preserve">0.0766</w:t>
+            </w:r>
+          </w:p>
+        </w:tc>
+        <w:tc>
+          <w:tcPr>
+            <w:tcBorders>
+              <w:bottom w:val="none" w:sz="0" w:space="0" w:color="000000"/>
+              <w:top w:val="none" w:sz="0" w:space="0" w:color="000000"/>
+              <w:left w:val="none" w:sz="0" w:space="0" w:color="000000"/>
+              <w:right w:val="none" w:sz="0" w:space="0" w:color="000000"/>
+            </w:tcBorders>
+            <w:shd w:val="clear" w:color="auto" w:fill="FFFFFF"/>
+            <w:tcMar>
+              <w:top w:w="0" w:type="dxa"/>
+              <w:bottom w:w="0" w:type="dxa"/>
+              <w:left w:w="0" w:type="dxa"/>
+              <w:right w:w="0" w:type="dxa"/>
+            </w:tcMar>
+            <w:vAlign w:val="center"/>
+          </w:tcPr>
+          <w:p>
+            <w:pPr>
+              <w:jc w:val="right"/>
+              <w:pBdr>
+                <w:bottom w:val="none" w:sz="0" w:space="0" w:color="000000"/>
+                <w:top w:val="none" w:sz="0" w:space="0" w:color="000000"/>
+                <w:left w:val="none" w:sz="0" w:space="0" w:color="000000"/>
+                <w:right w:val="none" w:sz="0" w:space="0" w:color="000000"/>
+              </w:pBdr>
+              <w:spacing w:after="100" w:before="100" w:line="240"/>
+              <w:ind w:left="100" w:right="100" w:firstLine="0" w:firstLineChars="0"/>
+              <w:rPr>
+                <w:rFonts w:ascii="Arial" w:hAnsi="Arial" w:eastAsia="Arial" w:cs="Arial"/>
+                <w:i w:val="false"/>
+                <w:b w:val="false"/>
+                <w:u w:val="none"/>
+                <w:strike w:val="false"/>
+                <w:sz w:val="22"/>
+                <w:szCs w:val="22"/>
+                <w:color w:val="000000"/>
+              </w:rPr>
+            </w:pPr>
+            <w:r>
+              <w:rPr>
+                <w:rFonts w:ascii="Arial" w:hAnsi="Arial" w:eastAsia="Arial" w:cs="Arial"/>
+                <w:i w:val="false"/>
+                <w:b w:val="false"/>
+                <w:u w:val="none"/>
+                <w:strike w:val="false"/>
+                <w:sz w:val="22"/>
+                <w:szCs w:val="22"/>
+                <w:color w:val="000000"/>
+              </w:rPr>
+              <w:t xml:space="preserve">0.0001</w:t>
             </w:r>
           </w:p>
         </w:tc>
@@ -8645,61 +8645,61 @@
                 <w:szCs w:val="22"/>
                 <w:color w:val="000000"/>
               </w:rPr>
-              <w:t xml:space="preserve">0.0081</w:t>
-            </w:r>
-          </w:p>
-        </w:tc>
-        <w:tc>
-          <w:tcPr>
-            <w:tcBorders>
-              <w:bottom w:val="none" w:sz="0" w:space="0" w:color="000000"/>
-              <w:top w:val="none" w:sz="0" w:space="0" w:color="000000"/>
-              <w:left w:val="none" w:sz="0" w:space="0" w:color="000000"/>
-              <w:right w:val="none" w:sz="0" w:space="0" w:color="000000"/>
-            </w:tcBorders>
-            <w:shd w:val="clear" w:color="auto" w:fill="FFFFFF"/>
-            <w:tcMar>
-              <w:top w:w="0" w:type="dxa"/>
-              <w:bottom w:w="0" w:type="dxa"/>
-              <w:left w:w="0" w:type="dxa"/>
-              <w:right w:w="0" w:type="dxa"/>
-            </w:tcMar>
-            <w:vAlign w:val="center"/>
-          </w:tcPr>
-          <w:p>
-            <w:pPr>
-              <w:jc w:val="right"/>
-              <w:pBdr>
-                <w:bottom w:val="none" w:sz="0" w:space="0" w:color="000000"/>
-                <w:top w:val="none" w:sz="0" w:space="0" w:color="000000"/>
-                <w:left w:val="none" w:sz="0" w:space="0" w:color="000000"/>
-                <w:right w:val="none" w:sz="0" w:space="0" w:color="000000"/>
-              </w:pBdr>
-              <w:spacing w:after="100" w:before="100" w:line="240"/>
-              <w:ind w:left="100" w:right="100" w:firstLine="0" w:firstLineChars="0"/>
-              <w:rPr>
-                <w:rFonts w:ascii="Arial" w:hAnsi="Arial" w:eastAsia="Arial" w:cs="Arial"/>
-                <w:i w:val="false"/>
-                <w:b w:val="false"/>
-                <w:u w:val="none"/>
-                <w:strike w:val="false"/>
-                <w:sz w:val="22"/>
-                <w:szCs w:val="22"/>
-                <w:color w:val="000000"/>
-              </w:rPr>
-            </w:pPr>
-            <w:r>
-              <w:rPr>
-                <w:rFonts w:ascii="Arial" w:hAnsi="Arial" w:eastAsia="Arial" w:cs="Arial"/>
-                <w:i w:val="false"/>
-                <w:b w:val="false"/>
-                <w:u w:val="none"/>
-                <w:strike w:val="false"/>
-                <w:sz w:val="22"/>
-                <w:szCs w:val="22"/>
-                <w:color w:val="000000"/>
-              </w:rPr>
-              <w:t xml:space="preserve">0.59</w:t>
+              <w:t xml:space="preserve">0.0145</w:t>
+            </w:r>
+          </w:p>
+        </w:tc>
+        <w:tc>
+          <w:tcPr>
+            <w:tcBorders>
+              <w:bottom w:val="none" w:sz="0" w:space="0" w:color="000000"/>
+              <w:top w:val="none" w:sz="0" w:space="0" w:color="000000"/>
+              <w:left w:val="none" w:sz="0" w:space="0" w:color="000000"/>
+              <w:right w:val="none" w:sz="0" w:space="0" w:color="000000"/>
+            </w:tcBorders>
+            <w:shd w:val="clear" w:color="auto" w:fill="FFFFFF"/>
+            <w:tcMar>
+              <w:top w:w="0" w:type="dxa"/>
+              <w:bottom w:w="0" w:type="dxa"/>
+              <w:left w:w="0" w:type="dxa"/>
+              <w:right w:w="0" w:type="dxa"/>
+            </w:tcMar>
+            <w:vAlign w:val="center"/>
+          </w:tcPr>
+          <w:p>
+            <w:pPr>
+              <w:jc w:val="right"/>
+              <w:pBdr>
+                <w:bottom w:val="none" w:sz="0" w:space="0" w:color="000000"/>
+                <w:top w:val="none" w:sz="0" w:space="0" w:color="000000"/>
+                <w:left w:val="none" w:sz="0" w:space="0" w:color="000000"/>
+                <w:right w:val="none" w:sz="0" w:space="0" w:color="000000"/>
+              </w:pBdr>
+              <w:spacing w:after="100" w:before="100" w:line="240"/>
+              <w:ind w:left="100" w:right="100" w:firstLine="0" w:firstLineChars="0"/>
+              <w:rPr>
+                <w:rFonts w:ascii="Arial" w:hAnsi="Arial" w:eastAsia="Arial" w:cs="Arial"/>
+                <w:i w:val="false"/>
+                <w:b w:val="false"/>
+                <w:u w:val="none"/>
+                <w:strike w:val="false"/>
+                <w:sz w:val="22"/>
+                <w:szCs w:val="22"/>
+                <w:color w:val="000000"/>
+              </w:rPr>
+            </w:pPr>
+            <w:r>
+              <w:rPr>
+                <w:rFonts w:ascii="Arial" w:hAnsi="Arial" w:eastAsia="Arial" w:cs="Arial"/>
+                <w:i w:val="false"/>
+                <w:b w:val="false"/>
+                <w:u w:val="none"/>
+                <w:strike w:val="false"/>
+                <w:sz w:val="22"/>
+                <w:szCs w:val="22"/>
+                <w:color w:val="000000"/>
+              </w:rPr>
+              <w:t xml:space="preserve">1.03</w:t>
             </w:r>
           </w:p>
         </w:tc>
@@ -8807,115 +8807,115 @@
                 <w:szCs w:val="22"/>
                 <w:color w:val="000000"/>
               </w:rPr>
-              <w:t xml:space="preserve">-0.0192</w:t>
-            </w:r>
-          </w:p>
-        </w:tc>
-        <w:tc>
-          <w:tcPr>
-            <w:tcBorders>
-              <w:bottom w:val="none" w:sz="0" w:space="0" w:color="000000"/>
-              <w:top w:val="none" w:sz="0" w:space="0" w:color="000000"/>
-              <w:left w:val="none" w:sz="0" w:space="0" w:color="000000"/>
-              <w:right w:val="none" w:sz="0" w:space="0" w:color="000000"/>
-            </w:tcBorders>
-            <w:shd w:val="clear" w:color="auto" w:fill="FFFFFF"/>
-            <w:tcMar>
-              <w:top w:w="0" w:type="dxa"/>
-              <w:bottom w:w="0" w:type="dxa"/>
-              <w:left w:w="0" w:type="dxa"/>
-              <w:right w:w="0" w:type="dxa"/>
-            </w:tcMar>
-            <w:vAlign w:val="center"/>
-          </w:tcPr>
-          <w:p>
-            <w:pPr>
-              <w:jc w:val="right"/>
-              <w:pBdr>
-                <w:bottom w:val="none" w:sz="0" w:space="0" w:color="000000"/>
-                <w:top w:val="none" w:sz="0" w:space="0" w:color="000000"/>
-                <w:left w:val="none" w:sz="0" w:space="0" w:color="000000"/>
-                <w:right w:val="none" w:sz="0" w:space="0" w:color="000000"/>
-              </w:pBdr>
-              <w:spacing w:after="100" w:before="100" w:line="240"/>
-              <w:ind w:left="100" w:right="100" w:firstLine="0" w:firstLineChars="0"/>
-              <w:rPr>
-                <w:rFonts w:ascii="Arial" w:hAnsi="Arial" w:eastAsia="Arial" w:cs="Arial"/>
-                <w:i w:val="false"/>
-                <w:b w:val="false"/>
-                <w:u w:val="none"/>
-                <w:strike w:val="false"/>
-                <w:sz w:val="22"/>
-                <w:szCs w:val="22"/>
-                <w:color w:val="000000"/>
-              </w:rPr>
-            </w:pPr>
-            <w:r>
-              <w:rPr>
-                <w:rFonts w:ascii="Arial" w:hAnsi="Arial" w:eastAsia="Arial" w:cs="Arial"/>
-                <w:i w:val="false"/>
-                <w:b w:val="false"/>
-                <w:u w:val="none"/>
-                <w:strike w:val="false"/>
-                <w:sz w:val="22"/>
-                <w:szCs w:val="22"/>
-                <w:color w:val="000000"/>
-              </w:rPr>
-              <w:t xml:space="preserve">0.0355</w:t>
-            </w:r>
-          </w:p>
-        </w:tc>
-        <w:tc>
-          <w:tcPr>
-            <w:tcBorders>
-              <w:bottom w:val="none" w:sz="0" w:space="0" w:color="000000"/>
-              <w:top w:val="none" w:sz="0" w:space="0" w:color="000000"/>
-              <w:left w:val="none" w:sz="0" w:space="0" w:color="000000"/>
-              <w:right w:val="none" w:sz="0" w:space="0" w:color="000000"/>
-            </w:tcBorders>
-            <w:shd w:val="clear" w:color="auto" w:fill="FFFFFF"/>
-            <w:tcMar>
-              <w:top w:w="0" w:type="dxa"/>
-              <w:bottom w:w="0" w:type="dxa"/>
-              <w:left w:w="0" w:type="dxa"/>
-              <w:right w:w="0" w:type="dxa"/>
-            </w:tcMar>
-            <w:vAlign w:val="center"/>
-          </w:tcPr>
-          <w:p>
-            <w:pPr>
-              <w:jc w:val="right"/>
-              <w:pBdr>
-                <w:bottom w:val="none" w:sz="0" w:space="0" w:color="000000"/>
-                <w:top w:val="none" w:sz="0" w:space="0" w:color="000000"/>
-                <w:left w:val="none" w:sz="0" w:space="0" w:color="000000"/>
-                <w:right w:val="none" w:sz="0" w:space="0" w:color="000000"/>
-              </w:pBdr>
-              <w:spacing w:after="100" w:before="100" w:line="240"/>
-              <w:ind w:left="100" w:right="100" w:firstLine="0" w:firstLineChars="0"/>
-              <w:rPr>
-                <w:rFonts w:ascii="Arial" w:hAnsi="Arial" w:eastAsia="Arial" w:cs="Arial"/>
-                <w:i w:val="false"/>
-                <w:b w:val="false"/>
-                <w:u w:val="none"/>
-                <w:strike w:val="false"/>
-                <w:sz w:val="22"/>
-                <w:szCs w:val="22"/>
-                <w:color w:val="000000"/>
-              </w:rPr>
-            </w:pPr>
-            <w:r>
-              <w:rPr>
-                <w:rFonts w:ascii="Arial" w:hAnsi="Arial" w:eastAsia="Arial" w:cs="Arial"/>
-                <w:i w:val="false"/>
-                <w:b w:val="false"/>
-                <w:u w:val="none"/>
-                <w:strike w:val="false"/>
-                <w:sz w:val="22"/>
-                <w:szCs w:val="22"/>
-                <w:color w:val="000000"/>
-              </w:rPr>
-              <w:t xml:space="preserve">0.5580</w:t>
+              <w:t xml:space="preserve">-0.0132</w:t>
+            </w:r>
+          </w:p>
+        </w:tc>
+        <w:tc>
+          <w:tcPr>
+            <w:tcBorders>
+              <w:bottom w:val="none" w:sz="0" w:space="0" w:color="000000"/>
+              <w:top w:val="none" w:sz="0" w:space="0" w:color="000000"/>
+              <w:left w:val="none" w:sz="0" w:space="0" w:color="000000"/>
+              <w:right w:val="none" w:sz="0" w:space="0" w:color="000000"/>
+            </w:tcBorders>
+            <w:shd w:val="clear" w:color="auto" w:fill="FFFFFF"/>
+            <w:tcMar>
+              <w:top w:w="0" w:type="dxa"/>
+              <w:bottom w:w="0" w:type="dxa"/>
+              <w:left w:w="0" w:type="dxa"/>
+              <w:right w:w="0" w:type="dxa"/>
+            </w:tcMar>
+            <w:vAlign w:val="center"/>
+          </w:tcPr>
+          <w:p>
+            <w:pPr>
+              <w:jc w:val="right"/>
+              <w:pBdr>
+                <w:bottom w:val="none" w:sz="0" w:space="0" w:color="000000"/>
+                <w:top w:val="none" w:sz="0" w:space="0" w:color="000000"/>
+                <w:left w:val="none" w:sz="0" w:space="0" w:color="000000"/>
+                <w:right w:val="none" w:sz="0" w:space="0" w:color="000000"/>
+              </w:pBdr>
+              <w:spacing w:after="100" w:before="100" w:line="240"/>
+              <w:ind w:left="100" w:right="100" w:firstLine="0" w:firstLineChars="0"/>
+              <w:rPr>
+                <w:rFonts w:ascii="Arial" w:hAnsi="Arial" w:eastAsia="Arial" w:cs="Arial"/>
+                <w:i w:val="false"/>
+                <w:b w:val="false"/>
+                <w:u w:val="none"/>
+                <w:strike w:val="false"/>
+                <w:sz w:val="22"/>
+                <w:szCs w:val="22"/>
+                <w:color w:val="000000"/>
+              </w:rPr>
+            </w:pPr>
+            <w:r>
+              <w:rPr>
+                <w:rFonts w:ascii="Arial" w:hAnsi="Arial" w:eastAsia="Arial" w:cs="Arial"/>
+                <w:i w:val="false"/>
+                <w:b w:val="false"/>
+                <w:u w:val="none"/>
+                <w:strike w:val="false"/>
+                <w:sz w:val="22"/>
+                <w:szCs w:val="22"/>
+                <w:color w:val="000000"/>
+              </w:rPr>
+              <w:t xml:space="preserve">0.0421</w:t>
+            </w:r>
+          </w:p>
+        </w:tc>
+        <w:tc>
+          <w:tcPr>
+            <w:tcBorders>
+              <w:bottom w:val="none" w:sz="0" w:space="0" w:color="000000"/>
+              <w:top w:val="none" w:sz="0" w:space="0" w:color="000000"/>
+              <w:left w:val="none" w:sz="0" w:space="0" w:color="000000"/>
+              <w:right w:val="none" w:sz="0" w:space="0" w:color="000000"/>
+            </w:tcBorders>
+            <w:shd w:val="clear" w:color="auto" w:fill="FFFFFF"/>
+            <w:tcMar>
+              <w:top w:w="0" w:type="dxa"/>
+              <w:bottom w:w="0" w:type="dxa"/>
+              <w:left w:w="0" w:type="dxa"/>
+              <w:right w:w="0" w:type="dxa"/>
+            </w:tcMar>
+            <w:vAlign w:val="center"/>
+          </w:tcPr>
+          <w:p>
+            <w:pPr>
+              <w:jc w:val="right"/>
+              <w:pBdr>
+                <w:bottom w:val="none" w:sz="0" w:space="0" w:color="000000"/>
+                <w:top w:val="none" w:sz="0" w:space="0" w:color="000000"/>
+                <w:left w:val="none" w:sz="0" w:space="0" w:color="000000"/>
+                <w:right w:val="none" w:sz="0" w:space="0" w:color="000000"/>
+              </w:pBdr>
+              <w:spacing w:after="100" w:before="100" w:line="240"/>
+              <w:ind w:left="100" w:right="100" w:firstLine="0" w:firstLineChars="0"/>
+              <w:rPr>
+                <w:rFonts w:ascii="Arial" w:hAnsi="Arial" w:eastAsia="Arial" w:cs="Arial"/>
+                <w:i w:val="false"/>
+                <w:b w:val="false"/>
+                <w:u w:val="none"/>
+                <w:strike w:val="false"/>
+                <w:sz w:val="22"/>
+                <w:szCs w:val="22"/>
+                <w:color w:val="000000"/>
+              </w:rPr>
+            </w:pPr>
+            <w:r>
+              <w:rPr>
+                <w:rFonts w:ascii="Arial" w:hAnsi="Arial" w:eastAsia="Arial" w:cs="Arial"/>
+                <w:i w:val="false"/>
+                <w:b w:val="false"/>
+                <w:u w:val="none"/>
+                <w:strike w:val="false"/>
+                <w:sz w:val="22"/>
+                <w:szCs w:val="22"/>
+                <w:color w:val="000000"/>
+              </w:rPr>
+              <w:t xml:space="preserve">0.3036</w:t>
             </w:r>
           </w:p>
         </w:tc>
@@ -9071,7 +9071,7 @@
                 <w:szCs w:val="22"/>
                 <w:color w:val="000000"/>
               </w:rPr>
-              <w:t xml:space="preserve">-0.0169</w:t>
+              <w:t xml:space="preserve">-0.0129</w:t>
             </w:r>
           </w:p>
         </w:tc>
@@ -9125,7 +9125,7 @@
                 <w:szCs w:val="22"/>
                 <w:color w:val="000000"/>
               </w:rPr>
-              <w:t xml:space="preserve">-1.32</w:t>
+              <w:t xml:space="preserve">-1.01</w:t>
             </w:r>
           </w:p>
         </w:tc>
@@ -9233,7 +9233,7 @@
                 <w:szCs w:val="22"/>
                 <w:color w:val="000000"/>
               </w:rPr>
-              <w:t xml:space="preserve">-0.0422</w:t>
+              <w:t xml:space="preserve">-0.0383</w:t>
             </w:r>
           </w:p>
         </w:tc>
@@ -9287,7 +9287,7 @@
                 <w:szCs w:val="22"/>
                 <w:color w:val="000000"/>
               </w:rPr>
-              <w:t xml:space="preserve">0.0083</w:t>
+              <w:t xml:space="preserve">0.0124</w:t>
             </w:r>
           </w:p>
         </w:tc>
@@ -9341,7 +9341,7 @@
                 <w:szCs w:val="22"/>
                 <w:color w:val="000000"/>
               </w:rPr>
-              <w:t xml:space="preserve">0.1881</w:t>
+              <w:t xml:space="preserve">0.3161</w:t>
             </w:r>
           </w:p>
         </w:tc>
